--- a/cartas_solicitud/Carta_Solicitud_ELE0300730_SISTEMAS_DE_DISTRIBUCION_DE_ENERGIA.docx
+++ b/cartas_solicitud/Carta_Solicitud_ELE0300730_SISTEMAS_DE_DISTRIBUCION_DE_ENERGIA.docx
@@ -11,7 +11,7 @@
           <w:color w:val="646464"/>
           <w:sz w:val="20"/>
         </w:rPr>
-        <w:t>Neiva, Huila, Octubre de 2026</w:t>
+        <w:t>Neiva, Huila, 22 de octubre de 2026</w:t>
         <w:br/>
       </w:r>
     </w:p>
@@ -88,7 +88,7 @@
         <w:br/>
         <w:t>• Semestre del Plan de Estudios: Semestre 7°</w:t>
         <w:br/>
-        <w:t>• Total de Estudiantes Solicitantes Preinscritos: 10 estudiantes</w:t>
+        <w:t>• Total de Estudiantes Solicitantes Preinscritos: 15 estudiantes</w:t>
       </w:r>
     </w:p>
     <w:p>
@@ -97,7 +97,7 @@
         <w:jc w:val="both"/>
       </w:pPr>
       <w:r>
-        <w:t>Manifestamos nuestro compromiso formal de matricula y cumplimiento con los requerimientos académicos y arancelarios correspondientes al curso vacacional. Dado que contamos con un grupo sólido de 10 estudiantes interesados (superando ampliamente el cupo mínimo requerido de 10 estudiantes), solicitamos su valiosa gestión ante la Coordinación Académica y la Dirección de Programa para su respectiva aprobación, asignación docente y programación de horarios.</w:t>
+        <w:t>Manifestamos nuestro compromiso formal de matrícula y cumplimiento con los requerimientos académicos y arancelarios correspondientes al curso vacacional. Dado que contamos con un grupo sólido de 15 estudiantes interesados (superando el cupo mínimo requerido de 10 estudiantes), solicitamos su valiosa gestión ante la Coordinación Académica y la Dirección de Programa para su respectiva aprobación, asignación docente y programación de horarios.</w:t>
       </w:r>
     </w:p>
     <w:p>
@@ -475,11 +475,38 @@
               <w:jc w:val="center"/>
             </w:pPr>
             <w:r>
-              <w:rPr>
-                <w:color w:val="A0A0A0"/>
-                <w:sz w:val="15"/>
-              </w:rPr>
-              <w:t>____________________</w:t>
+              <w:drawing>
+                <wp:inline xmlns:a="http://schemas.openxmlformats.org/drawingml/2006/main" xmlns:pic="http://schemas.openxmlformats.org/drawingml/2006/picture">
+                  <wp:extent cx="810684" cy="292608"/>
+                  <wp:docPr id="1" name="Picture 1"/>
+                  <wp:cNvGraphicFramePr>
+                    <a:graphicFrameLocks noChangeAspect="1"/>
+                  </wp:cNvGraphicFramePr>
+                  <a:graphic>
+                    <a:graphicData uri="http://schemas.openxmlformats.org/drawingml/2006/picture">
+                      <pic:pic>
+                        <pic:nvPicPr>
+                          <pic:cNvPr id="0" name="image.png"/>
+                          <pic:cNvPicPr/>
+                        </pic:nvPicPr>
+                        <pic:blipFill>
+                          <a:blip r:embed="rId9"/>
+                          <a:stretch>
+                            <a:fillRect/>
+                          </a:stretch>
+                        </pic:blipFill>
+                        <pic:spPr>
+                          <a:xfrm>
+                            <a:off x="0" y="0"/>
+                            <a:ext cx="810684" cy="292608"/>
+                          </a:xfrm>
+                          <a:prstGeom prst="rect"/>
+                        </pic:spPr>
+                      </pic:pic>
+                    </a:graphicData>
+                  </a:graphic>
+                </wp:inline>
+              </w:drawing>
             </w:r>
           </w:p>
         </w:tc>
@@ -1171,11 +1198,38 @@
               <w:jc w:val="center"/>
             </w:pPr>
             <w:r>
-              <w:rPr>
-                <w:color w:val="A0A0A0"/>
-                <w:sz w:val="15"/>
-              </w:rPr>
-              <w:t>____________________</w:t>
+              <w:drawing>
+                <wp:inline xmlns:a="http://schemas.openxmlformats.org/drawingml/2006/main" xmlns:pic="http://schemas.openxmlformats.org/drawingml/2006/picture">
+                  <wp:extent cx="877060" cy="292608"/>
+                  <wp:docPr id="2" name="Picture 2"/>
+                  <wp:cNvGraphicFramePr>
+                    <a:graphicFrameLocks noChangeAspect="1"/>
+                  </wp:cNvGraphicFramePr>
+                  <a:graphic>
+                    <a:graphicData uri="http://schemas.openxmlformats.org/drawingml/2006/picture">
+                      <pic:pic>
+                        <pic:nvPicPr>
+                          <pic:cNvPr id="0" name="image.png"/>
+                          <pic:cNvPicPr/>
+                        </pic:nvPicPr>
+                        <pic:blipFill>
+                          <a:blip r:embed="rId10"/>
+                          <a:stretch>
+                            <a:fillRect/>
+                          </a:stretch>
+                        </pic:blipFill>
+                        <pic:spPr>
+                          <a:xfrm>
+                            <a:off x="0" y="0"/>
+                            <a:ext cx="877060" cy="292608"/>
+                          </a:xfrm>
+                          <a:prstGeom prst="rect"/>
+                        </pic:spPr>
+                      </pic:pic>
+                    </a:graphicData>
+                  </a:graphic>
+                </wp:inline>
+              </w:drawing>
             </w:r>
           </w:p>
         </w:tc>
@@ -1408,6 +1462,667 @@
                 <w:sz w:val="15"/>
               </w:rPr>
               <w:t>____________________</w:t>
+            </w:r>
+          </w:p>
+        </w:tc>
+      </w:tr>
+      <w:tr>
+        <w:tc>
+          <w:tcPr>
+            <w:tcW w:type="dxa" w:w="576"/>
+            <w:tcMar>
+              <w:top w:w="100" w:type="dxa"/>
+              <w:bottom w:w="100" w:type="dxa"/>
+              <w:left w:w="80" w:type="dxa"/>
+              <w:right w:w="80" w:type="dxa"/>
+            </w:tcMar>
+            <w:shd w:fill="FFFFFF"/>
+          </w:tcPr>
+          <w:p>
+            <w:pPr>
+              <w:jc w:val="center"/>
+            </w:pPr>
+            <w:r>
+              <w:rPr>
+                <w:sz w:val="17"/>
+              </w:rPr>
+              <w:t>11</w:t>
+            </w:r>
+          </w:p>
+        </w:tc>
+        <w:tc>
+          <w:tcPr>
+            <w:tcW w:type="dxa" w:w="3312"/>
+            <w:tcMar>
+              <w:top w:w="100" w:type="dxa"/>
+              <w:bottom w:w="100" w:type="dxa"/>
+              <w:left w:w="80" w:type="dxa"/>
+              <w:right w:w="80" w:type="dxa"/>
+            </w:tcMar>
+            <w:shd w:fill="FFFFFF"/>
+          </w:tcPr>
+          <w:p>
+            <w:r>
+              <w:rPr>
+                <w:b/>
+                <w:sz w:val="17"/>
+              </w:rPr>
+              <w:t>Rigoberto Alonso Peñaloza Criado</w:t>
+            </w:r>
+          </w:p>
+        </w:tc>
+        <w:tc>
+          <w:tcPr>
+            <w:tcW w:type="dxa" w:w="1728"/>
+            <w:tcMar>
+              <w:top w:w="100" w:type="dxa"/>
+              <w:bottom w:w="100" w:type="dxa"/>
+              <w:left w:w="80" w:type="dxa"/>
+              <w:right w:w="80" w:type="dxa"/>
+            </w:tcMar>
+            <w:shd w:fill="FFFFFF"/>
+          </w:tcPr>
+          <w:p>
+            <w:pPr>
+              <w:jc w:val="center"/>
+            </w:pPr>
+            <w:r>
+              <w:rPr>
+                <w:sz w:val="17"/>
+              </w:rPr>
+              <w:t>1094244541</w:t>
+            </w:r>
+          </w:p>
+        </w:tc>
+        <w:tc>
+          <w:tcPr>
+            <w:tcW w:type="dxa" w:w="1584"/>
+            <w:tcMar>
+              <w:top w:w="100" w:type="dxa"/>
+              <w:bottom w:w="100" w:type="dxa"/>
+              <w:left w:w="80" w:type="dxa"/>
+              <w:right w:w="80" w:type="dxa"/>
+            </w:tcMar>
+            <w:shd w:fill="FFFFFF"/>
+          </w:tcPr>
+          <w:p>
+            <w:pPr>
+              <w:jc w:val="center"/>
+            </w:pPr>
+            <w:r>
+              <w:rPr>
+                <w:sz w:val="17"/>
+              </w:rPr>
+              <w:t>3132657330</w:t>
+            </w:r>
+          </w:p>
+        </w:tc>
+        <w:tc>
+          <w:tcPr>
+            <w:tcW w:type="dxa" w:w="2592"/>
+            <w:tcMar>
+              <w:top w:w="100" w:type="dxa"/>
+              <w:bottom w:w="100" w:type="dxa"/>
+              <w:left w:w="80" w:type="dxa"/>
+              <w:right w:w="80" w:type="dxa"/>
+            </w:tcMar>
+            <w:shd w:fill="FFFFFF"/>
+          </w:tcPr>
+          <w:p>
+            <w:pPr>
+              <w:jc w:val="center"/>
+            </w:pPr>
+            <w:r>
+              <w:rPr>
+                <w:color w:val="A0A0A0"/>
+                <w:sz w:val="15"/>
+              </w:rPr>
+              <w:t>____________________</w:t>
+            </w:r>
+          </w:p>
+        </w:tc>
+      </w:tr>
+      <w:tr>
+        <w:tc>
+          <w:tcPr>
+            <w:tcW w:type="dxa" w:w="576"/>
+            <w:tcMar>
+              <w:top w:w="100" w:type="dxa"/>
+              <w:bottom w:w="100" w:type="dxa"/>
+              <w:left w:w="80" w:type="dxa"/>
+              <w:right w:w="80" w:type="dxa"/>
+            </w:tcMar>
+            <w:shd w:fill="F9FAF8"/>
+          </w:tcPr>
+          <w:p>
+            <w:pPr>
+              <w:jc w:val="center"/>
+            </w:pPr>
+            <w:r>
+              <w:rPr>
+                <w:sz w:val="17"/>
+              </w:rPr>
+              <w:t>12</w:t>
+            </w:r>
+          </w:p>
+        </w:tc>
+        <w:tc>
+          <w:tcPr>
+            <w:tcW w:type="dxa" w:w="3312"/>
+            <w:tcMar>
+              <w:top w:w="100" w:type="dxa"/>
+              <w:bottom w:w="100" w:type="dxa"/>
+              <w:left w:w="80" w:type="dxa"/>
+              <w:right w:w="80" w:type="dxa"/>
+            </w:tcMar>
+            <w:shd w:fill="F9FAF8"/>
+          </w:tcPr>
+          <w:p>
+            <w:r>
+              <w:rPr>
+                <w:b/>
+                <w:sz w:val="17"/>
+              </w:rPr>
+              <w:t>JOSELITO MEDINA CHINDO</w:t>
+            </w:r>
+          </w:p>
+        </w:tc>
+        <w:tc>
+          <w:tcPr>
+            <w:tcW w:type="dxa" w:w="1728"/>
+            <w:tcMar>
+              <w:top w:w="100" w:type="dxa"/>
+              <w:bottom w:w="100" w:type="dxa"/>
+              <w:left w:w="80" w:type="dxa"/>
+              <w:right w:w="80" w:type="dxa"/>
+            </w:tcMar>
+            <w:shd w:fill="F9FAF8"/>
+          </w:tcPr>
+          <w:p>
+            <w:pPr>
+              <w:jc w:val="center"/>
+            </w:pPr>
+            <w:r>
+              <w:rPr>
+                <w:sz w:val="17"/>
+              </w:rPr>
+              <w:t>ELE12025114</w:t>
+            </w:r>
+          </w:p>
+        </w:tc>
+        <w:tc>
+          <w:tcPr>
+            <w:tcW w:type="dxa" w:w="1584"/>
+            <w:tcMar>
+              <w:top w:w="100" w:type="dxa"/>
+              <w:bottom w:w="100" w:type="dxa"/>
+              <w:left w:w="80" w:type="dxa"/>
+              <w:right w:w="80" w:type="dxa"/>
+            </w:tcMar>
+            <w:shd w:fill="F9FAF8"/>
+          </w:tcPr>
+          <w:p>
+            <w:pPr>
+              <w:jc w:val="center"/>
+            </w:pPr>
+            <w:r>
+              <w:rPr>
+                <w:sz w:val="17"/>
+              </w:rPr>
+              <w:t>3186082334</w:t>
+            </w:r>
+          </w:p>
+        </w:tc>
+        <w:tc>
+          <w:tcPr>
+            <w:tcW w:type="dxa" w:w="2592"/>
+            <w:tcMar>
+              <w:top w:w="100" w:type="dxa"/>
+              <w:bottom w:w="100" w:type="dxa"/>
+              <w:left w:w="80" w:type="dxa"/>
+              <w:right w:w="80" w:type="dxa"/>
+            </w:tcMar>
+            <w:shd w:fill="F9FAF8"/>
+          </w:tcPr>
+          <w:p>
+            <w:pPr>
+              <w:jc w:val="center"/>
+            </w:pPr>
+            <w:r>
+              <w:drawing>
+                <wp:inline xmlns:a="http://schemas.openxmlformats.org/drawingml/2006/main" xmlns:pic="http://schemas.openxmlformats.org/drawingml/2006/picture">
+                  <wp:extent cx="2006248" cy="292608"/>
+                  <wp:docPr id="3" name="Picture 3"/>
+                  <wp:cNvGraphicFramePr>
+                    <a:graphicFrameLocks noChangeAspect="1"/>
+                  </wp:cNvGraphicFramePr>
+                  <a:graphic>
+                    <a:graphicData uri="http://schemas.openxmlformats.org/drawingml/2006/picture">
+                      <pic:pic>
+                        <pic:nvPicPr>
+                          <pic:cNvPr id="0" name="image.png"/>
+                          <pic:cNvPicPr/>
+                        </pic:nvPicPr>
+                        <pic:blipFill>
+                          <a:blip r:embed="rId11"/>
+                          <a:stretch>
+                            <a:fillRect/>
+                          </a:stretch>
+                        </pic:blipFill>
+                        <pic:spPr>
+                          <a:xfrm>
+                            <a:off x="0" y="0"/>
+                            <a:ext cx="2006248" cy="292608"/>
+                          </a:xfrm>
+                          <a:prstGeom prst="rect"/>
+                        </pic:spPr>
+                      </pic:pic>
+                    </a:graphicData>
+                  </a:graphic>
+                </wp:inline>
+              </w:drawing>
+            </w:r>
+          </w:p>
+        </w:tc>
+      </w:tr>
+      <w:tr>
+        <w:tc>
+          <w:tcPr>
+            <w:tcW w:type="dxa" w:w="576"/>
+            <w:tcMar>
+              <w:top w:w="100" w:type="dxa"/>
+              <w:bottom w:w="100" w:type="dxa"/>
+              <w:left w:w="80" w:type="dxa"/>
+              <w:right w:w="80" w:type="dxa"/>
+            </w:tcMar>
+            <w:shd w:fill="FFFFFF"/>
+          </w:tcPr>
+          <w:p>
+            <w:pPr>
+              <w:jc w:val="center"/>
+            </w:pPr>
+            <w:r>
+              <w:rPr>
+                <w:sz w:val="17"/>
+              </w:rPr>
+              <w:t>13</w:t>
+            </w:r>
+          </w:p>
+        </w:tc>
+        <w:tc>
+          <w:tcPr>
+            <w:tcW w:type="dxa" w:w="3312"/>
+            <w:tcMar>
+              <w:top w:w="100" w:type="dxa"/>
+              <w:bottom w:w="100" w:type="dxa"/>
+              <w:left w:w="80" w:type="dxa"/>
+              <w:right w:w="80" w:type="dxa"/>
+            </w:tcMar>
+            <w:shd w:fill="FFFFFF"/>
+          </w:tcPr>
+          <w:p>
+            <w:r>
+              <w:rPr>
+                <w:b/>
+                <w:sz w:val="17"/>
+              </w:rPr>
+              <w:t>Alex Ricardo Perdomo Restrepo</w:t>
+            </w:r>
+          </w:p>
+        </w:tc>
+        <w:tc>
+          <w:tcPr>
+            <w:tcW w:type="dxa" w:w="1728"/>
+            <w:tcMar>
+              <w:top w:w="100" w:type="dxa"/>
+              <w:bottom w:w="100" w:type="dxa"/>
+              <w:left w:w="80" w:type="dxa"/>
+              <w:right w:w="80" w:type="dxa"/>
+            </w:tcMar>
+            <w:shd w:fill="FFFFFF"/>
+          </w:tcPr>
+          <w:p>
+            <w:pPr>
+              <w:jc w:val="center"/>
+            </w:pPr>
+            <w:r>
+              <w:rPr>
+                <w:sz w:val="17"/>
+              </w:rPr>
+              <w:t>1234640185</w:t>
+            </w:r>
+          </w:p>
+        </w:tc>
+        <w:tc>
+          <w:tcPr>
+            <w:tcW w:type="dxa" w:w="1584"/>
+            <w:tcMar>
+              <w:top w:w="100" w:type="dxa"/>
+              <w:bottom w:w="100" w:type="dxa"/>
+              <w:left w:w="80" w:type="dxa"/>
+              <w:right w:w="80" w:type="dxa"/>
+            </w:tcMar>
+            <w:shd w:fill="FFFFFF"/>
+          </w:tcPr>
+          <w:p>
+            <w:pPr>
+              <w:jc w:val="center"/>
+            </w:pPr>
+            <w:r>
+              <w:rPr>
+                <w:sz w:val="17"/>
+              </w:rPr>
+              <w:t>3153427115</w:t>
+            </w:r>
+          </w:p>
+        </w:tc>
+        <w:tc>
+          <w:tcPr>
+            <w:tcW w:type="dxa" w:w="2592"/>
+            <w:tcMar>
+              <w:top w:w="100" w:type="dxa"/>
+              <w:bottom w:w="100" w:type="dxa"/>
+              <w:left w:w="80" w:type="dxa"/>
+              <w:right w:w="80" w:type="dxa"/>
+            </w:tcMar>
+            <w:shd w:fill="FFFFFF"/>
+          </w:tcPr>
+          <w:p>
+            <w:pPr>
+              <w:jc w:val="center"/>
+            </w:pPr>
+            <w:r>
+              <w:rPr>
+                <w:color w:val="A0A0A0"/>
+                <w:sz w:val="15"/>
+              </w:rPr>
+              <w:t>____________________</w:t>
+            </w:r>
+          </w:p>
+        </w:tc>
+      </w:tr>
+      <w:tr>
+        <w:tc>
+          <w:tcPr>
+            <w:tcW w:type="dxa" w:w="576"/>
+            <w:tcMar>
+              <w:top w:w="100" w:type="dxa"/>
+              <w:bottom w:w="100" w:type="dxa"/>
+              <w:left w:w="80" w:type="dxa"/>
+              <w:right w:w="80" w:type="dxa"/>
+            </w:tcMar>
+            <w:shd w:fill="F9FAF8"/>
+          </w:tcPr>
+          <w:p>
+            <w:pPr>
+              <w:jc w:val="center"/>
+            </w:pPr>
+            <w:r>
+              <w:rPr>
+                <w:sz w:val="17"/>
+              </w:rPr>
+              <w:t>14</w:t>
+            </w:r>
+          </w:p>
+        </w:tc>
+        <w:tc>
+          <w:tcPr>
+            <w:tcW w:type="dxa" w:w="3312"/>
+            <w:tcMar>
+              <w:top w:w="100" w:type="dxa"/>
+              <w:bottom w:w="100" w:type="dxa"/>
+              <w:left w:w="80" w:type="dxa"/>
+              <w:right w:w="80" w:type="dxa"/>
+            </w:tcMar>
+            <w:shd w:fill="F9FAF8"/>
+          </w:tcPr>
+          <w:p>
+            <w:r>
+              <w:rPr>
+                <w:b/>
+                <w:sz w:val="17"/>
+              </w:rPr>
+              <w:t>Felipe Suare criollo</w:t>
+            </w:r>
+          </w:p>
+        </w:tc>
+        <w:tc>
+          <w:tcPr>
+            <w:tcW w:type="dxa" w:w="1728"/>
+            <w:tcMar>
+              <w:top w:w="100" w:type="dxa"/>
+              <w:bottom w:w="100" w:type="dxa"/>
+              <w:left w:w="80" w:type="dxa"/>
+              <w:right w:w="80" w:type="dxa"/>
+            </w:tcMar>
+            <w:shd w:fill="F9FAF8"/>
+          </w:tcPr>
+          <w:p>
+            <w:pPr>
+              <w:jc w:val="center"/>
+            </w:pPr>
+            <w:r>
+              <w:rPr>
+                <w:sz w:val="17"/>
+              </w:rPr>
+              <w:t>ELE120251062</w:t>
+            </w:r>
+          </w:p>
+        </w:tc>
+        <w:tc>
+          <w:tcPr>
+            <w:tcW w:type="dxa" w:w="1584"/>
+            <w:tcMar>
+              <w:top w:w="100" w:type="dxa"/>
+              <w:bottom w:w="100" w:type="dxa"/>
+              <w:left w:w="80" w:type="dxa"/>
+              <w:right w:w="80" w:type="dxa"/>
+            </w:tcMar>
+            <w:shd w:fill="F9FAF8"/>
+          </w:tcPr>
+          <w:p>
+            <w:pPr>
+              <w:jc w:val="center"/>
+            </w:pPr>
+            <w:r>
+              <w:rPr>
+                <w:sz w:val="17"/>
+              </w:rPr>
+              <w:t>3218755379</w:t>
+            </w:r>
+          </w:p>
+        </w:tc>
+        <w:tc>
+          <w:tcPr>
+            <w:tcW w:type="dxa" w:w="2592"/>
+            <w:tcMar>
+              <w:top w:w="100" w:type="dxa"/>
+              <w:bottom w:w="100" w:type="dxa"/>
+              <w:left w:w="80" w:type="dxa"/>
+              <w:right w:w="80" w:type="dxa"/>
+            </w:tcMar>
+            <w:shd w:fill="F9FAF8"/>
+          </w:tcPr>
+          <w:p>
+            <w:pPr>
+              <w:jc w:val="center"/>
+            </w:pPr>
+            <w:r>
+              <w:drawing>
+                <wp:inline xmlns:a="http://schemas.openxmlformats.org/drawingml/2006/main" xmlns:pic="http://schemas.openxmlformats.org/drawingml/2006/picture">
+                  <wp:extent cx="1371299" cy="292608"/>
+                  <wp:docPr id="4" name="Picture 4"/>
+                  <wp:cNvGraphicFramePr>
+                    <a:graphicFrameLocks noChangeAspect="1"/>
+                  </wp:cNvGraphicFramePr>
+                  <a:graphic>
+                    <a:graphicData uri="http://schemas.openxmlformats.org/drawingml/2006/picture">
+                      <pic:pic>
+                        <pic:nvPicPr>
+                          <pic:cNvPr id="0" name="image.png"/>
+                          <pic:cNvPicPr/>
+                        </pic:nvPicPr>
+                        <pic:blipFill>
+                          <a:blip r:embed="rId12"/>
+                          <a:stretch>
+                            <a:fillRect/>
+                          </a:stretch>
+                        </pic:blipFill>
+                        <pic:spPr>
+                          <a:xfrm>
+                            <a:off x="0" y="0"/>
+                            <a:ext cx="1371299" cy="292608"/>
+                          </a:xfrm>
+                          <a:prstGeom prst="rect"/>
+                        </pic:spPr>
+                      </pic:pic>
+                    </a:graphicData>
+                  </a:graphic>
+                </wp:inline>
+              </w:drawing>
+            </w:r>
+          </w:p>
+        </w:tc>
+      </w:tr>
+      <w:tr>
+        <w:tc>
+          <w:tcPr>
+            <w:tcW w:type="dxa" w:w="576"/>
+            <w:tcMar>
+              <w:top w:w="100" w:type="dxa"/>
+              <w:bottom w:w="100" w:type="dxa"/>
+              <w:left w:w="80" w:type="dxa"/>
+              <w:right w:w="80" w:type="dxa"/>
+            </w:tcMar>
+            <w:shd w:fill="FFFFFF"/>
+          </w:tcPr>
+          <w:p>
+            <w:pPr>
+              <w:jc w:val="center"/>
+            </w:pPr>
+            <w:r>
+              <w:rPr>
+                <w:sz w:val="17"/>
+              </w:rPr>
+              <w:t>15</w:t>
+            </w:r>
+          </w:p>
+        </w:tc>
+        <w:tc>
+          <w:tcPr>
+            <w:tcW w:type="dxa" w:w="3312"/>
+            <w:tcMar>
+              <w:top w:w="100" w:type="dxa"/>
+              <w:bottom w:w="100" w:type="dxa"/>
+              <w:left w:w="80" w:type="dxa"/>
+              <w:right w:w="80" w:type="dxa"/>
+            </w:tcMar>
+            <w:shd w:fill="FFFFFF"/>
+          </w:tcPr>
+          <w:p>
+            <w:r>
+              <w:rPr>
+                <w:b/>
+                <w:sz w:val="17"/>
+              </w:rPr>
+              <w:t>John jairo Sánchez garcia</w:t>
+            </w:r>
+          </w:p>
+        </w:tc>
+        <w:tc>
+          <w:tcPr>
+            <w:tcW w:type="dxa" w:w="1728"/>
+            <w:tcMar>
+              <w:top w:w="100" w:type="dxa"/>
+              <w:bottom w:w="100" w:type="dxa"/>
+              <w:left w:w="80" w:type="dxa"/>
+              <w:right w:w="80" w:type="dxa"/>
+            </w:tcMar>
+            <w:shd w:fill="FFFFFF"/>
+          </w:tcPr>
+          <w:p>
+            <w:pPr>
+              <w:jc w:val="center"/>
+            </w:pPr>
+            <w:r>
+              <w:rPr>
+                <w:sz w:val="17"/>
+              </w:rPr>
+              <w:t>79843323</w:t>
+            </w:r>
+          </w:p>
+        </w:tc>
+        <w:tc>
+          <w:tcPr>
+            <w:tcW w:type="dxa" w:w="1584"/>
+            <w:tcMar>
+              <w:top w:w="100" w:type="dxa"/>
+              <w:bottom w:w="100" w:type="dxa"/>
+              <w:left w:w="80" w:type="dxa"/>
+              <w:right w:w="80" w:type="dxa"/>
+            </w:tcMar>
+            <w:shd w:fill="FFFFFF"/>
+          </w:tcPr>
+          <w:p>
+            <w:pPr>
+              <w:jc w:val="center"/>
+            </w:pPr>
+            <w:r>
+              <w:rPr>
+                <w:sz w:val="17"/>
+              </w:rPr>
+              <w:t>3108505201</w:t>
+            </w:r>
+          </w:p>
+        </w:tc>
+        <w:tc>
+          <w:tcPr>
+            <w:tcW w:type="dxa" w:w="2592"/>
+            <w:tcMar>
+              <w:top w:w="100" w:type="dxa"/>
+              <w:bottom w:w="100" w:type="dxa"/>
+              <w:left w:w="80" w:type="dxa"/>
+              <w:right w:w="80" w:type="dxa"/>
+            </w:tcMar>
+            <w:shd w:fill="FFFFFF"/>
+          </w:tcPr>
+          <w:p>
+            <w:pPr>
+              <w:jc w:val="center"/>
+            </w:pPr>
+            <w:r>
+              <w:drawing>
+                <wp:inline xmlns:a="http://schemas.openxmlformats.org/drawingml/2006/main" xmlns:pic="http://schemas.openxmlformats.org/drawingml/2006/picture">
+                  <wp:extent cx="1370333" cy="292608"/>
+                  <wp:docPr id="5" name="Picture 5"/>
+                  <wp:cNvGraphicFramePr>
+                    <a:graphicFrameLocks noChangeAspect="1"/>
+                  </wp:cNvGraphicFramePr>
+                  <a:graphic>
+                    <a:graphicData uri="http://schemas.openxmlformats.org/drawingml/2006/picture">
+                      <pic:pic>
+                        <pic:nvPicPr>
+                          <pic:cNvPr id="0" name="image.png"/>
+                          <pic:cNvPicPr/>
+                        </pic:nvPicPr>
+                        <pic:blipFill>
+                          <a:blip r:embed="rId13"/>
+                          <a:stretch>
+                            <a:fillRect/>
+                          </a:stretch>
+                        </pic:blipFill>
+                        <pic:spPr>
+                          <a:xfrm>
+                            <a:off x="0" y="0"/>
+                            <a:ext cx="1370333" cy="292608"/>
+                          </a:xfrm>
+                          <a:prstGeom prst="rect"/>
+                        </pic:spPr>
+                      </pic:pic>
+                    </a:graphicData>
+                  </a:graphic>
+                </wp:inline>
+              </w:drawing>
             </w:r>
           </w:p>
         </w:tc>

--- a/cartas_solicitud/Carta_Solicitud_ELE0300730_SISTEMAS_DE_DISTRIBUCION_DE_ENERGIA.docx
+++ b/cartas_solicitud/Carta_Solicitud_ELE0300730_SISTEMAS_DE_DISTRIBUCION_DE_ENERGIA.docx
@@ -11,7 +11,7 @@
           <w:color w:val="646464"/>
           <w:sz w:val="20"/>
         </w:rPr>
-        <w:t>Neiva, Huila, 22 de octubre de 2026</w:t>
+        <w:t>Neiva, Huila, 24 de octubre de 2026</w:t>
         <w:br/>
       </w:r>
     </w:p>

--- a/cartas_solicitud/Carta_Solicitud_ELE0300730_SISTEMAS_DE_DISTRIBUCION_DE_ENERGIA.docx
+++ b/cartas_solicitud/Carta_Solicitud_ELE0300730_SISTEMAS_DE_DISTRIBUCION_DE_ENERGIA.docx
@@ -88,7 +88,7 @@
         <w:br/>
         <w:t>• Semestre del Plan de Estudios: Semestre 7°</w:t>
         <w:br/>
-        <w:t>• Total de Estudiantes Solicitantes Preinscritos: 15 estudiantes</w:t>
+        <w:t>• Total de Estudiantes Solicitantes Preinscritos: 20 estudiantes</w:t>
       </w:r>
     </w:p>
     <w:p>
@@ -97,7 +97,7 @@
         <w:jc w:val="both"/>
       </w:pPr>
       <w:r>
-        <w:t>Manifestamos nuestro compromiso formal de matrícula y cumplimiento con los requerimientos académicos y arancelarios correspondientes al curso vacacional. Dado que contamos con un grupo sólido de 15 estudiantes interesados (superando el cupo mínimo requerido de 10 estudiantes), solicitamos su valiosa gestión ante la Coordinación Académica y la Dirección de Programa para su respectiva aprobación, asignación docente y programación de horarios.</w:t>
+        <w:t>Manifestamos nuestro compromiso formal de matrícula y cumplimiento con los requerimientos académicos y arancelarios correspondientes al curso vacacional. Dado que contamos con un grupo sólido de 20 estudiantes interesados (superando el cupo mínimo requerido de 10 estudiantes), solicitamos su valiosa gestión ante la Coordinación Académica y la Dirección de Programa para su respectiva aprobación, asignación docente y programación de horarios.</w:t>
       </w:r>
     </w:p>
     <w:p>
@@ -618,11 +618,38 @@
               <w:jc w:val="center"/>
             </w:pPr>
             <w:r>
-              <w:rPr>
-                <w:color w:val="A0A0A0"/>
-                <w:sz w:val="15"/>
-              </w:rPr>
-              <w:t>____________________</w:t>
+              <w:drawing>
+                <wp:inline xmlns:a="http://schemas.openxmlformats.org/drawingml/2006/main" xmlns:pic="http://schemas.openxmlformats.org/drawingml/2006/picture">
+                  <wp:extent cx="731520" cy="292608"/>
+                  <wp:docPr id="2" name="Picture 2"/>
+                  <wp:cNvGraphicFramePr>
+                    <a:graphicFrameLocks noChangeAspect="1"/>
+                  </wp:cNvGraphicFramePr>
+                  <a:graphic>
+                    <a:graphicData uri="http://schemas.openxmlformats.org/drawingml/2006/picture">
+                      <pic:pic>
+                        <pic:nvPicPr>
+                          <pic:cNvPr id="0" name="image.png"/>
+                          <pic:cNvPicPr/>
+                        </pic:nvPicPr>
+                        <pic:blipFill>
+                          <a:blip r:embed="rId10"/>
+                          <a:stretch>
+                            <a:fillRect/>
+                          </a:stretch>
+                        </pic:blipFill>
+                        <pic:spPr>
+                          <a:xfrm>
+                            <a:off x="0" y="0"/>
+                            <a:ext cx="731520" cy="292608"/>
+                          </a:xfrm>
+                          <a:prstGeom prst="rect"/>
+                        </pic:spPr>
+                      </pic:pic>
+                    </a:graphicData>
+                  </a:graphic>
+                </wp:inline>
+              </w:drawing>
             </w:r>
           </w:p>
         </w:tc>
@@ -850,11 +877,38 @@
               <w:jc w:val="center"/>
             </w:pPr>
             <w:r>
-              <w:rPr>
-                <w:color w:val="A0A0A0"/>
-                <w:sz w:val="15"/>
-              </w:rPr>
-              <w:t>____________________</w:t>
+              <w:drawing>
+                <wp:inline xmlns:a="http://schemas.openxmlformats.org/drawingml/2006/main" xmlns:pic="http://schemas.openxmlformats.org/drawingml/2006/picture">
+                  <wp:extent cx="731520" cy="292608"/>
+                  <wp:docPr id="3" name="Picture 3"/>
+                  <wp:cNvGraphicFramePr>
+                    <a:graphicFrameLocks noChangeAspect="1"/>
+                  </wp:cNvGraphicFramePr>
+                  <a:graphic>
+                    <a:graphicData uri="http://schemas.openxmlformats.org/drawingml/2006/picture">
+                      <pic:pic>
+                        <pic:nvPicPr>
+                          <pic:cNvPr id="0" name="image.png"/>
+                          <pic:cNvPicPr/>
+                        </pic:nvPicPr>
+                        <pic:blipFill>
+                          <a:blip r:embed="rId11"/>
+                          <a:stretch>
+                            <a:fillRect/>
+                          </a:stretch>
+                        </pic:blipFill>
+                        <pic:spPr>
+                          <a:xfrm>
+                            <a:off x="0" y="0"/>
+                            <a:ext cx="731520" cy="292608"/>
+                          </a:xfrm>
+                          <a:prstGeom prst="rect"/>
+                        </pic:spPr>
+                      </pic:pic>
+                    </a:graphicData>
+                  </a:graphic>
+                </wp:inline>
+              </w:drawing>
             </w:r>
           </w:p>
         </w:tc>
@@ -966,11 +1020,38 @@
               <w:jc w:val="center"/>
             </w:pPr>
             <w:r>
-              <w:rPr>
-                <w:color w:val="A0A0A0"/>
-                <w:sz w:val="15"/>
-              </w:rPr>
-              <w:t>____________________</w:t>
+              <w:drawing>
+                <wp:inline xmlns:a="http://schemas.openxmlformats.org/drawingml/2006/main" xmlns:pic="http://schemas.openxmlformats.org/drawingml/2006/picture">
+                  <wp:extent cx="731520" cy="292608"/>
+                  <wp:docPr id="4" name="Picture 4"/>
+                  <wp:cNvGraphicFramePr>
+                    <a:graphicFrameLocks noChangeAspect="1"/>
+                  </wp:cNvGraphicFramePr>
+                  <a:graphic>
+                    <a:graphicData uri="http://schemas.openxmlformats.org/drawingml/2006/picture">
+                      <pic:pic>
+                        <pic:nvPicPr>
+                          <pic:cNvPr id="0" name="image.png"/>
+                          <pic:cNvPicPr/>
+                        </pic:nvPicPr>
+                        <pic:blipFill>
+                          <a:blip r:embed="rId12"/>
+                          <a:stretch>
+                            <a:fillRect/>
+                          </a:stretch>
+                        </pic:blipFill>
+                        <pic:spPr>
+                          <a:xfrm>
+                            <a:off x="0" y="0"/>
+                            <a:ext cx="731520" cy="292608"/>
+                          </a:xfrm>
+                          <a:prstGeom prst="rect"/>
+                        </pic:spPr>
+                      </pic:pic>
+                    </a:graphicData>
+                  </a:graphic>
+                </wp:inline>
+              </w:drawing>
             </w:r>
           </w:p>
         </w:tc>
@@ -1201,7 +1282,7 @@
               <w:drawing>
                 <wp:inline xmlns:a="http://schemas.openxmlformats.org/drawingml/2006/main" xmlns:pic="http://schemas.openxmlformats.org/drawingml/2006/picture">
                   <wp:extent cx="877060" cy="292608"/>
-                  <wp:docPr id="2" name="Picture 2"/>
+                  <wp:docPr id="5" name="Picture 5"/>
                   <wp:cNvGraphicFramePr>
                     <a:graphicFrameLocks noChangeAspect="1"/>
                   </wp:cNvGraphicFramePr>
@@ -1213,7 +1294,7 @@
                           <pic:cNvPicPr/>
                         </pic:nvPicPr>
                         <pic:blipFill>
-                          <a:blip r:embed="rId10"/>
+                          <a:blip r:embed="rId13"/>
                           <a:stretch>
                             <a:fillRect/>
                           </a:stretch>
@@ -1275,7 +1356,7 @@
                 <w:b/>
                 <w:sz w:val="17"/>
               </w:rPr>
-              <w:t>Jhan carlos barragan</w:t>
+              <w:t>Daniel Andres Quintero Sandoval</w:t>
             </w:r>
           </w:p>
         </w:tc>
@@ -1298,7 +1379,7 @@
               <w:rPr>
                 <w:sz w:val="17"/>
               </w:rPr>
-              <w:t>1084923515</w:t>
+              <w:t>1130657578</w:t>
             </w:r>
           </w:p>
         </w:tc>
@@ -1321,7 +1402,7 @@
               <w:rPr>
                 <w:sz w:val="17"/>
               </w:rPr>
-              <w:t>3204382761</w:t>
+              <w:t>3124805685</w:t>
             </w:r>
           </w:p>
         </w:tc>
@@ -1391,7 +1472,7 @@
                 <w:b/>
                 <w:sz w:val="17"/>
               </w:rPr>
-              <w:t>Daniel Andres Quintero Sandoval</w:t>
+              <w:t>Rigoberto Alonso Peñaloza Criado</w:t>
             </w:r>
           </w:p>
         </w:tc>
@@ -1414,7 +1495,7 @@
               <w:rPr>
                 <w:sz w:val="17"/>
               </w:rPr>
-              <w:t>1130657578</w:t>
+              <w:t>1094244541</w:t>
             </w:r>
           </w:p>
         </w:tc>
@@ -1437,7 +1518,7 @@
               <w:rPr>
                 <w:sz w:val="17"/>
               </w:rPr>
-              <w:t>3124805685</w:t>
+              <w:t>3132657330</w:t>
             </w:r>
           </w:p>
         </w:tc>
@@ -1507,7 +1588,7 @@
                 <w:b/>
                 <w:sz w:val="17"/>
               </w:rPr>
-              <w:t>Rigoberto Alonso Peñaloza Criado</w:t>
+              <w:t>Jonathan perez</w:t>
             </w:r>
           </w:p>
         </w:tc>
@@ -1530,7 +1611,7 @@
               <w:rPr>
                 <w:sz w:val="17"/>
               </w:rPr>
-              <w:t>1094244541</w:t>
+              <w:t>6804620</w:t>
             </w:r>
           </w:p>
         </w:tc>
@@ -1553,7 +1634,7 @@
               <w:rPr>
                 <w:sz w:val="17"/>
               </w:rPr>
-              <w:t>3132657330</w:t>
+              <w:t>3142441213</w:t>
             </w:r>
           </w:p>
         </w:tc>
@@ -1573,11 +1654,38 @@
               <w:jc w:val="center"/>
             </w:pPr>
             <w:r>
-              <w:rPr>
-                <w:color w:val="A0A0A0"/>
-                <w:sz w:val="15"/>
-              </w:rPr>
-              <w:t>____________________</w:t>
+              <w:drawing>
+                <wp:inline xmlns:a="http://schemas.openxmlformats.org/drawingml/2006/main" xmlns:pic="http://schemas.openxmlformats.org/drawingml/2006/picture">
+                  <wp:extent cx="731520" cy="292608"/>
+                  <wp:docPr id="6" name="Picture 6"/>
+                  <wp:cNvGraphicFramePr>
+                    <a:graphicFrameLocks noChangeAspect="1"/>
+                  </wp:cNvGraphicFramePr>
+                  <a:graphic>
+                    <a:graphicData uri="http://schemas.openxmlformats.org/drawingml/2006/picture">
+                      <pic:pic>
+                        <pic:nvPicPr>
+                          <pic:cNvPr id="0" name="image.png"/>
+                          <pic:cNvPicPr/>
+                        </pic:nvPicPr>
+                        <pic:blipFill>
+                          <a:blip r:embed="rId14"/>
+                          <a:stretch>
+                            <a:fillRect/>
+                          </a:stretch>
+                        </pic:blipFill>
+                        <pic:spPr>
+                          <a:xfrm>
+                            <a:off x="0" y="0"/>
+                            <a:ext cx="731520" cy="292608"/>
+                          </a:xfrm>
+                          <a:prstGeom prst="rect"/>
+                        </pic:spPr>
+                      </pic:pic>
+                    </a:graphicData>
+                  </a:graphic>
+                </wp:inline>
+              </w:drawing>
             </w:r>
           </w:p>
         </w:tc>
@@ -1692,7 +1800,7 @@
               <w:drawing>
                 <wp:inline xmlns:a="http://schemas.openxmlformats.org/drawingml/2006/main" xmlns:pic="http://schemas.openxmlformats.org/drawingml/2006/picture">
                   <wp:extent cx="2006248" cy="292608"/>
-                  <wp:docPr id="3" name="Picture 3"/>
+                  <wp:docPr id="7" name="Picture 7"/>
                   <wp:cNvGraphicFramePr>
                     <a:graphicFrameLocks noChangeAspect="1"/>
                   </wp:cNvGraphicFramePr>
@@ -1704,7 +1812,7 @@
                           <pic:cNvPicPr/>
                         </pic:nvPicPr>
                         <pic:blipFill>
-                          <a:blip r:embed="rId11"/>
+                          <a:blip r:embed="rId15"/>
                           <a:stretch>
                             <a:fillRect/>
                           </a:stretch>
@@ -1951,7 +2059,7 @@
               <w:drawing>
                 <wp:inline xmlns:a="http://schemas.openxmlformats.org/drawingml/2006/main" xmlns:pic="http://schemas.openxmlformats.org/drawingml/2006/picture">
                   <wp:extent cx="1371299" cy="292608"/>
-                  <wp:docPr id="4" name="Picture 4"/>
+                  <wp:docPr id="8" name="Picture 8"/>
                   <wp:cNvGraphicFramePr>
                     <a:graphicFrameLocks noChangeAspect="1"/>
                   </wp:cNvGraphicFramePr>
@@ -1963,7 +2071,7 @@
                           <pic:cNvPicPr/>
                         </pic:nvPicPr>
                         <pic:blipFill>
-                          <a:blip r:embed="rId12"/>
+                          <a:blip r:embed="rId16"/>
                           <a:stretch>
                             <a:fillRect/>
                           </a:stretch>
@@ -2094,7 +2202,7 @@
               <w:drawing>
                 <wp:inline xmlns:a="http://schemas.openxmlformats.org/drawingml/2006/main" xmlns:pic="http://schemas.openxmlformats.org/drawingml/2006/picture">
                   <wp:extent cx="1370333" cy="292608"/>
-                  <wp:docPr id="5" name="Picture 5"/>
+                  <wp:docPr id="9" name="Picture 9"/>
                   <wp:cNvGraphicFramePr>
                     <a:graphicFrameLocks noChangeAspect="1"/>
                   </wp:cNvGraphicFramePr>
@@ -2106,7 +2214,7 @@
                           <pic:cNvPicPr/>
                         </pic:nvPicPr>
                         <pic:blipFill>
-                          <a:blip r:embed="rId13"/>
+                          <a:blip r:embed="rId17"/>
                           <a:stretch>
                             <a:fillRect/>
                           </a:stretch>
@@ -2115,6 +2223,721 @@
                           <a:xfrm>
                             <a:off x="0" y="0"/>
                             <a:ext cx="1370333" cy="292608"/>
+                          </a:xfrm>
+                          <a:prstGeom prst="rect"/>
+                        </pic:spPr>
+                      </pic:pic>
+                    </a:graphicData>
+                  </a:graphic>
+                </wp:inline>
+              </w:drawing>
+            </w:r>
+          </w:p>
+        </w:tc>
+      </w:tr>
+      <w:tr>
+        <w:tc>
+          <w:tcPr>
+            <w:tcW w:type="dxa" w:w="576"/>
+            <w:tcMar>
+              <w:top w:w="100" w:type="dxa"/>
+              <w:bottom w:w="100" w:type="dxa"/>
+              <w:left w:w="80" w:type="dxa"/>
+              <w:right w:w="80" w:type="dxa"/>
+            </w:tcMar>
+            <w:shd w:fill="F9FAF8"/>
+          </w:tcPr>
+          <w:p>
+            <w:pPr>
+              <w:jc w:val="center"/>
+            </w:pPr>
+            <w:r>
+              <w:rPr>
+                <w:sz w:val="17"/>
+              </w:rPr>
+              <w:t>16</w:t>
+            </w:r>
+          </w:p>
+        </w:tc>
+        <w:tc>
+          <w:tcPr>
+            <w:tcW w:type="dxa" w:w="3312"/>
+            <w:tcMar>
+              <w:top w:w="100" w:type="dxa"/>
+              <w:bottom w:w="100" w:type="dxa"/>
+              <w:left w:w="80" w:type="dxa"/>
+              <w:right w:w="80" w:type="dxa"/>
+            </w:tcMar>
+            <w:shd w:fill="F9FAF8"/>
+          </w:tcPr>
+          <w:p>
+            <w:r>
+              <w:rPr>
+                <w:b/>
+                <w:sz w:val="17"/>
+              </w:rPr>
+              <w:t>Yessica Andrea Triana Jaime</w:t>
+            </w:r>
+          </w:p>
+        </w:tc>
+        <w:tc>
+          <w:tcPr>
+            <w:tcW w:type="dxa" w:w="1728"/>
+            <w:tcMar>
+              <w:top w:w="100" w:type="dxa"/>
+              <w:bottom w:w="100" w:type="dxa"/>
+              <w:left w:w="80" w:type="dxa"/>
+              <w:right w:w="80" w:type="dxa"/>
+            </w:tcMar>
+            <w:shd w:fill="F9FAF8"/>
+          </w:tcPr>
+          <w:p>
+            <w:pPr>
+              <w:jc w:val="center"/>
+            </w:pPr>
+            <w:r>
+              <w:rPr>
+                <w:sz w:val="17"/>
+              </w:rPr>
+              <w:t>1083903194</w:t>
+            </w:r>
+          </w:p>
+        </w:tc>
+        <w:tc>
+          <w:tcPr>
+            <w:tcW w:type="dxa" w:w="1584"/>
+            <w:tcMar>
+              <w:top w:w="100" w:type="dxa"/>
+              <w:bottom w:w="100" w:type="dxa"/>
+              <w:left w:w="80" w:type="dxa"/>
+              <w:right w:w="80" w:type="dxa"/>
+            </w:tcMar>
+            <w:shd w:fill="F9FAF8"/>
+          </w:tcPr>
+          <w:p>
+            <w:pPr>
+              <w:jc w:val="center"/>
+            </w:pPr>
+            <w:r>
+              <w:rPr>
+                <w:sz w:val="17"/>
+              </w:rPr>
+              <w:t>3138468363</w:t>
+            </w:r>
+          </w:p>
+        </w:tc>
+        <w:tc>
+          <w:tcPr>
+            <w:tcW w:type="dxa" w:w="2592"/>
+            <w:tcMar>
+              <w:top w:w="100" w:type="dxa"/>
+              <w:bottom w:w="100" w:type="dxa"/>
+              <w:left w:w="80" w:type="dxa"/>
+              <w:right w:w="80" w:type="dxa"/>
+            </w:tcMar>
+            <w:shd w:fill="F9FAF8"/>
+          </w:tcPr>
+          <w:p>
+            <w:pPr>
+              <w:jc w:val="center"/>
+            </w:pPr>
+            <w:r>
+              <w:drawing>
+                <wp:inline xmlns:a="http://schemas.openxmlformats.org/drawingml/2006/main" xmlns:pic="http://schemas.openxmlformats.org/drawingml/2006/picture">
+                  <wp:extent cx="731520" cy="292608"/>
+                  <wp:docPr id="10" name="Picture 10"/>
+                  <wp:cNvGraphicFramePr>
+                    <a:graphicFrameLocks noChangeAspect="1"/>
+                  </wp:cNvGraphicFramePr>
+                  <a:graphic>
+                    <a:graphicData uri="http://schemas.openxmlformats.org/drawingml/2006/picture">
+                      <pic:pic>
+                        <pic:nvPicPr>
+                          <pic:cNvPr id="0" name="image.png"/>
+                          <pic:cNvPicPr/>
+                        </pic:nvPicPr>
+                        <pic:blipFill>
+                          <a:blip r:embed="rId18"/>
+                          <a:stretch>
+                            <a:fillRect/>
+                          </a:stretch>
+                        </pic:blipFill>
+                        <pic:spPr>
+                          <a:xfrm>
+                            <a:off x="0" y="0"/>
+                            <a:ext cx="731520" cy="292608"/>
+                          </a:xfrm>
+                          <a:prstGeom prst="rect"/>
+                        </pic:spPr>
+                      </pic:pic>
+                    </a:graphicData>
+                  </a:graphic>
+                </wp:inline>
+              </w:drawing>
+            </w:r>
+          </w:p>
+        </w:tc>
+      </w:tr>
+      <w:tr>
+        <w:tc>
+          <w:tcPr>
+            <w:tcW w:type="dxa" w:w="576"/>
+            <w:tcMar>
+              <w:top w:w="100" w:type="dxa"/>
+              <w:bottom w:w="100" w:type="dxa"/>
+              <w:left w:w="80" w:type="dxa"/>
+              <w:right w:w="80" w:type="dxa"/>
+            </w:tcMar>
+            <w:shd w:fill="FFFFFF"/>
+          </w:tcPr>
+          <w:p>
+            <w:pPr>
+              <w:jc w:val="center"/>
+            </w:pPr>
+            <w:r>
+              <w:rPr>
+                <w:sz w:val="17"/>
+              </w:rPr>
+              <w:t>17</w:t>
+            </w:r>
+          </w:p>
+        </w:tc>
+        <w:tc>
+          <w:tcPr>
+            <w:tcW w:type="dxa" w:w="3312"/>
+            <w:tcMar>
+              <w:top w:w="100" w:type="dxa"/>
+              <w:bottom w:w="100" w:type="dxa"/>
+              <w:left w:w="80" w:type="dxa"/>
+              <w:right w:w="80" w:type="dxa"/>
+            </w:tcMar>
+            <w:shd w:fill="FFFFFF"/>
+          </w:tcPr>
+          <w:p>
+            <w:r>
+              <w:rPr>
+                <w:b/>
+                <w:sz w:val="17"/>
+              </w:rPr>
+              <w:t>Yonier Castillo Mamian</w:t>
+            </w:r>
+          </w:p>
+        </w:tc>
+        <w:tc>
+          <w:tcPr>
+            <w:tcW w:type="dxa" w:w="1728"/>
+            <w:tcMar>
+              <w:top w:w="100" w:type="dxa"/>
+              <w:bottom w:w="100" w:type="dxa"/>
+              <w:left w:w="80" w:type="dxa"/>
+              <w:right w:w="80" w:type="dxa"/>
+            </w:tcMar>
+            <w:shd w:fill="FFFFFF"/>
+          </w:tcPr>
+          <w:p>
+            <w:pPr>
+              <w:jc w:val="center"/>
+            </w:pPr>
+            <w:r>
+              <w:rPr>
+                <w:sz w:val="17"/>
+              </w:rPr>
+              <w:t>1007393163</w:t>
+            </w:r>
+          </w:p>
+        </w:tc>
+        <w:tc>
+          <w:tcPr>
+            <w:tcW w:type="dxa" w:w="1584"/>
+            <w:tcMar>
+              <w:top w:w="100" w:type="dxa"/>
+              <w:bottom w:w="100" w:type="dxa"/>
+              <w:left w:w="80" w:type="dxa"/>
+              <w:right w:w="80" w:type="dxa"/>
+            </w:tcMar>
+            <w:shd w:fill="FFFFFF"/>
+          </w:tcPr>
+          <w:p>
+            <w:pPr>
+              <w:jc w:val="center"/>
+            </w:pPr>
+            <w:r>
+              <w:rPr>
+                <w:sz w:val="17"/>
+              </w:rPr>
+              <w:t>3146332975</w:t>
+            </w:r>
+          </w:p>
+        </w:tc>
+        <w:tc>
+          <w:tcPr>
+            <w:tcW w:type="dxa" w:w="2592"/>
+            <w:tcMar>
+              <w:top w:w="100" w:type="dxa"/>
+              <w:bottom w:w="100" w:type="dxa"/>
+              <w:left w:w="80" w:type="dxa"/>
+              <w:right w:w="80" w:type="dxa"/>
+            </w:tcMar>
+            <w:shd w:fill="FFFFFF"/>
+          </w:tcPr>
+          <w:p>
+            <w:pPr>
+              <w:jc w:val="center"/>
+            </w:pPr>
+            <w:r>
+              <w:drawing>
+                <wp:inline xmlns:a="http://schemas.openxmlformats.org/drawingml/2006/main" xmlns:pic="http://schemas.openxmlformats.org/drawingml/2006/picture">
+                  <wp:extent cx="731520" cy="292608"/>
+                  <wp:docPr id="11" name="Picture 11"/>
+                  <wp:cNvGraphicFramePr>
+                    <a:graphicFrameLocks noChangeAspect="1"/>
+                  </wp:cNvGraphicFramePr>
+                  <a:graphic>
+                    <a:graphicData uri="http://schemas.openxmlformats.org/drawingml/2006/picture">
+                      <pic:pic>
+                        <pic:nvPicPr>
+                          <pic:cNvPr id="0" name="image.png"/>
+                          <pic:cNvPicPr/>
+                        </pic:nvPicPr>
+                        <pic:blipFill>
+                          <a:blip r:embed="rId19"/>
+                          <a:stretch>
+                            <a:fillRect/>
+                          </a:stretch>
+                        </pic:blipFill>
+                        <pic:spPr>
+                          <a:xfrm>
+                            <a:off x="0" y="0"/>
+                            <a:ext cx="731520" cy="292608"/>
+                          </a:xfrm>
+                          <a:prstGeom prst="rect"/>
+                        </pic:spPr>
+                      </pic:pic>
+                    </a:graphicData>
+                  </a:graphic>
+                </wp:inline>
+              </w:drawing>
+            </w:r>
+          </w:p>
+        </w:tc>
+      </w:tr>
+      <w:tr>
+        <w:tc>
+          <w:tcPr>
+            <w:tcW w:type="dxa" w:w="576"/>
+            <w:tcMar>
+              <w:top w:w="100" w:type="dxa"/>
+              <w:bottom w:w="100" w:type="dxa"/>
+              <w:left w:w="80" w:type="dxa"/>
+              <w:right w:w="80" w:type="dxa"/>
+            </w:tcMar>
+            <w:shd w:fill="F9FAF8"/>
+          </w:tcPr>
+          <w:p>
+            <w:pPr>
+              <w:jc w:val="center"/>
+            </w:pPr>
+            <w:r>
+              <w:rPr>
+                <w:sz w:val="17"/>
+              </w:rPr>
+              <w:t>18</w:t>
+            </w:r>
+          </w:p>
+        </w:tc>
+        <w:tc>
+          <w:tcPr>
+            <w:tcW w:type="dxa" w:w="3312"/>
+            <w:tcMar>
+              <w:top w:w="100" w:type="dxa"/>
+              <w:bottom w:w="100" w:type="dxa"/>
+              <w:left w:w="80" w:type="dxa"/>
+              <w:right w:w="80" w:type="dxa"/>
+            </w:tcMar>
+            <w:shd w:fill="F9FAF8"/>
+          </w:tcPr>
+          <w:p>
+            <w:r>
+              <w:rPr>
+                <w:b/>
+                <w:sz w:val="17"/>
+              </w:rPr>
+              <w:t>Yamid René Potosí</w:t>
+            </w:r>
+          </w:p>
+        </w:tc>
+        <w:tc>
+          <w:tcPr>
+            <w:tcW w:type="dxa" w:w="1728"/>
+            <w:tcMar>
+              <w:top w:w="100" w:type="dxa"/>
+              <w:bottom w:w="100" w:type="dxa"/>
+              <w:left w:w="80" w:type="dxa"/>
+              <w:right w:w="80" w:type="dxa"/>
+            </w:tcMar>
+            <w:shd w:fill="F9FAF8"/>
+          </w:tcPr>
+          <w:p>
+            <w:pPr>
+              <w:jc w:val="center"/>
+            </w:pPr>
+            <w:r>
+              <w:rPr>
+                <w:sz w:val="17"/>
+              </w:rPr>
+              <w:t>1063808522</w:t>
+            </w:r>
+          </w:p>
+        </w:tc>
+        <w:tc>
+          <w:tcPr>
+            <w:tcW w:type="dxa" w:w="1584"/>
+            <w:tcMar>
+              <w:top w:w="100" w:type="dxa"/>
+              <w:bottom w:w="100" w:type="dxa"/>
+              <w:left w:w="80" w:type="dxa"/>
+              <w:right w:w="80" w:type="dxa"/>
+            </w:tcMar>
+            <w:shd w:fill="F9FAF8"/>
+          </w:tcPr>
+          <w:p>
+            <w:pPr>
+              <w:jc w:val="center"/>
+            </w:pPr>
+            <w:r>
+              <w:rPr>
+                <w:sz w:val="17"/>
+              </w:rPr>
+              <w:t>3042230424</w:t>
+            </w:r>
+          </w:p>
+        </w:tc>
+        <w:tc>
+          <w:tcPr>
+            <w:tcW w:type="dxa" w:w="2592"/>
+            <w:tcMar>
+              <w:top w:w="100" w:type="dxa"/>
+              <w:bottom w:w="100" w:type="dxa"/>
+              <w:left w:w="80" w:type="dxa"/>
+              <w:right w:w="80" w:type="dxa"/>
+            </w:tcMar>
+            <w:shd w:fill="F9FAF8"/>
+          </w:tcPr>
+          <w:p>
+            <w:pPr>
+              <w:jc w:val="center"/>
+            </w:pPr>
+            <w:r>
+              <w:drawing>
+                <wp:inline xmlns:a="http://schemas.openxmlformats.org/drawingml/2006/main" xmlns:pic="http://schemas.openxmlformats.org/drawingml/2006/picture">
+                  <wp:extent cx="731520" cy="292608"/>
+                  <wp:docPr id="12" name="Picture 12"/>
+                  <wp:cNvGraphicFramePr>
+                    <a:graphicFrameLocks noChangeAspect="1"/>
+                  </wp:cNvGraphicFramePr>
+                  <a:graphic>
+                    <a:graphicData uri="http://schemas.openxmlformats.org/drawingml/2006/picture">
+                      <pic:pic>
+                        <pic:nvPicPr>
+                          <pic:cNvPr id="0" name="image.png"/>
+                          <pic:cNvPicPr/>
+                        </pic:nvPicPr>
+                        <pic:blipFill>
+                          <a:blip r:embed="rId20"/>
+                          <a:stretch>
+                            <a:fillRect/>
+                          </a:stretch>
+                        </pic:blipFill>
+                        <pic:spPr>
+                          <a:xfrm>
+                            <a:off x="0" y="0"/>
+                            <a:ext cx="731520" cy="292608"/>
+                          </a:xfrm>
+                          <a:prstGeom prst="rect"/>
+                        </pic:spPr>
+                      </pic:pic>
+                    </a:graphicData>
+                  </a:graphic>
+                </wp:inline>
+              </w:drawing>
+            </w:r>
+          </w:p>
+        </w:tc>
+      </w:tr>
+      <w:tr>
+        <w:tc>
+          <w:tcPr>
+            <w:tcW w:type="dxa" w:w="576"/>
+            <w:tcMar>
+              <w:top w:w="100" w:type="dxa"/>
+              <w:bottom w:w="100" w:type="dxa"/>
+              <w:left w:w="80" w:type="dxa"/>
+              <w:right w:w="80" w:type="dxa"/>
+            </w:tcMar>
+            <w:shd w:fill="FFFFFF"/>
+          </w:tcPr>
+          <w:p>
+            <w:pPr>
+              <w:jc w:val="center"/>
+            </w:pPr>
+            <w:r>
+              <w:rPr>
+                <w:sz w:val="17"/>
+              </w:rPr>
+              <w:t>19</w:t>
+            </w:r>
+          </w:p>
+        </w:tc>
+        <w:tc>
+          <w:tcPr>
+            <w:tcW w:type="dxa" w:w="3312"/>
+            <w:tcMar>
+              <w:top w:w="100" w:type="dxa"/>
+              <w:bottom w:w="100" w:type="dxa"/>
+              <w:left w:w="80" w:type="dxa"/>
+              <w:right w:w="80" w:type="dxa"/>
+            </w:tcMar>
+            <w:shd w:fill="FFFFFF"/>
+          </w:tcPr>
+          <w:p>
+            <w:r>
+              <w:rPr>
+                <w:b/>
+                <w:sz w:val="17"/>
+              </w:rPr>
+              <w:t>JUAN SEBASTIÁN NARVAEZ SANCHEZ</w:t>
+            </w:r>
+          </w:p>
+        </w:tc>
+        <w:tc>
+          <w:tcPr>
+            <w:tcW w:type="dxa" w:w="1728"/>
+            <w:tcMar>
+              <w:top w:w="100" w:type="dxa"/>
+              <w:bottom w:w="100" w:type="dxa"/>
+              <w:left w:w="80" w:type="dxa"/>
+              <w:right w:w="80" w:type="dxa"/>
+            </w:tcMar>
+            <w:shd w:fill="FFFFFF"/>
+          </w:tcPr>
+          <w:p>
+            <w:pPr>
+              <w:jc w:val="center"/>
+            </w:pPr>
+            <w:r>
+              <w:rPr>
+                <w:sz w:val="17"/>
+              </w:rPr>
+              <w:t>1061772379</w:t>
+            </w:r>
+          </w:p>
+        </w:tc>
+        <w:tc>
+          <w:tcPr>
+            <w:tcW w:type="dxa" w:w="1584"/>
+            <w:tcMar>
+              <w:top w:w="100" w:type="dxa"/>
+              <w:bottom w:w="100" w:type="dxa"/>
+              <w:left w:w="80" w:type="dxa"/>
+              <w:right w:w="80" w:type="dxa"/>
+            </w:tcMar>
+            <w:shd w:fill="FFFFFF"/>
+          </w:tcPr>
+          <w:p>
+            <w:pPr>
+              <w:jc w:val="center"/>
+            </w:pPr>
+            <w:r>
+              <w:rPr>
+                <w:sz w:val="17"/>
+              </w:rPr>
+              <w:t>3206262686</w:t>
+            </w:r>
+          </w:p>
+        </w:tc>
+        <w:tc>
+          <w:tcPr>
+            <w:tcW w:type="dxa" w:w="2592"/>
+            <w:tcMar>
+              <w:top w:w="100" w:type="dxa"/>
+              <w:bottom w:w="100" w:type="dxa"/>
+              <w:left w:w="80" w:type="dxa"/>
+              <w:right w:w="80" w:type="dxa"/>
+            </w:tcMar>
+            <w:shd w:fill="FFFFFF"/>
+          </w:tcPr>
+          <w:p>
+            <w:pPr>
+              <w:jc w:val="center"/>
+            </w:pPr>
+            <w:r>
+              <w:drawing>
+                <wp:inline xmlns:a="http://schemas.openxmlformats.org/drawingml/2006/main" xmlns:pic="http://schemas.openxmlformats.org/drawingml/2006/picture">
+                  <wp:extent cx="731520" cy="292608"/>
+                  <wp:docPr id="13" name="Picture 13"/>
+                  <wp:cNvGraphicFramePr>
+                    <a:graphicFrameLocks noChangeAspect="1"/>
+                  </wp:cNvGraphicFramePr>
+                  <a:graphic>
+                    <a:graphicData uri="http://schemas.openxmlformats.org/drawingml/2006/picture">
+                      <pic:pic>
+                        <pic:nvPicPr>
+                          <pic:cNvPr id="0" name="image.png"/>
+                          <pic:cNvPicPr/>
+                        </pic:nvPicPr>
+                        <pic:blipFill>
+                          <a:blip r:embed="rId21"/>
+                          <a:stretch>
+                            <a:fillRect/>
+                          </a:stretch>
+                        </pic:blipFill>
+                        <pic:spPr>
+                          <a:xfrm>
+                            <a:off x="0" y="0"/>
+                            <a:ext cx="731520" cy="292608"/>
+                          </a:xfrm>
+                          <a:prstGeom prst="rect"/>
+                        </pic:spPr>
+                      </pic:pic>
+                    </a:graphicData>
+                  </a:graphic>
+                </wp:inline>
+              </w:drawing>
+            </w:r>
+          </w:p>
+        </w:tc>
+      </w:tr>
+      <w:tr>
+        <w:tc>
+          <w:tcPr>
+            <w:tcW w:type="dxa" w:w="576"/>
+            <w:tcMar>
+              <w:top w:w="100" w:type="dxa"/>
+              <w:bottom w:w="100" w:type="dxa"/>
+              <w:left w:w="80" w:type="dxa"/>
+              <w:right w:w="80" w:type="dxa"/>
+            </w:tcMar>
+            <w:shd w:fill="F9FAF8"/>
+          </w:tcPr>
+          <w:p>
+            <w:pPr>
+              <w:jc w:val="center"/>
+            </w:pPr>
+            <w:r>
+              <w:rPr>
+                <w:sz w:val="17"/>
+              </w:rPr>
+              <w:t>20</w:t>
+            </w:r>
+          </w:p>
+        </w:tc>
+        <w:tc>
+          <w:tcPr>
+            <w:tcW w:type="dxa" w:w="3312"/>
+            <w:tcMar>
+              <w:top w:w="100" w:type="dxa"/>
+              <w:bottom w:w="100" w:type="dxa"/>
+              <w:left w:w="80" w:type="dxa"/>
+              <w:right w:w="80" w:type="dxa"/>
+            </w:tcMar>
+            <w:shd w:fill="F9FAF8"/>
+          </w:tcPr>
+          <w:p>
+            <w:r>
+              <w:rPr>
+                <w:b/>
+                <w:sz w:val="17"/>
+              </w:rPr>
+              <w:t>Rodrigo Roa Lugo</w:t>
+            </w:r>
+          </w:p>
+        </w:tc>
+        <w:tc>
+          <w:tcPr>
+            <w:tcW w:type="dxa" w:w="1728"/>
+            <w:tcMar>
+              <w:top w:w="100" w:type="dxa"/>
+              <w:bottom w:w="100" w:type="dxa"/>
+              <w:left w:w="80" w:type="dxa"/>
+              <w:right w:w="80" w:type="dxa"/>
+            </w:tcMar>
+            <w:shd w:fill="F9FAF8"/>
+          </w:tcPr>
+          <w:p>
+            <w:pPr>
+              <w:jc w:val="center"/>
+            </w:pPr>
+            <w:r>
+              <w:rPr>
+                <w:sz w:val="17"/>
+              </w:rPr>
+              <w:t>1075545434</w:t>
+            </w:r>
+          </w:p>
+        </w:tc>
+        <w:tc>
+          <w:tcPr>
+            <w:tcW w:type="dxa" w:w="1584"/>
+            <w:tcMar>
+              <w:top w:w="100" w:type="dxa"/>
+              <w:bottom w:w="100" w:type="dxa"/>
+              <w:left w:w="80" w:type="dxa"/>
+              <w:right w:w="80" w:type="dxa"/>
+            </w:tcMar>
+            <w:shd w:fill="F9FAF8"/>
+          </w:tcPr>
+          <w:p>
+            <w:pPr>
+              <w:jc w:val="center"/>
+            </w:pPr>
+            <w:r>
+              <w:rPr>
+                <w:sz w:val="17"/>
+              </w:rPr>
+              <w:t>3156290775</w:t>
+            </w:r>
+          </w:p>
+        </w:tc>
+        <w:tc>
+          <w:tcPr>
+            <w:tcW w:type="dxa" w:w="2592"/>
+            <w:tcMar>
+              <w:top w:w="100" w:type="dxa"/>
+              <w:bottom w:w="100" w:type="dxa"/>
+              <w:left w:w="80" w:type="dxa"/>
+              <w:right w:w="80" w:type="dxa"/>
+            </w:tcMar>
+            <w:shd w:fill="F9FAF8"/>
+          </w:tcPr>
+          <w:p>
+            <w:pPr>
+              <w:jc w:val="center"/>
+            </w:pPr>
+            <w:r>
+              <w:drawing>
+                <wp:inline xmlns:a="http://schemas.openxmlformats.org/drawingml/2006/main" xmlns:pic="http://schemas.openxmlformats.org/drawingml/2006/picture">
+                  <wp:extent cx="731520" cy="292608"/>
+                  <wp:docPr id="14" name="Picture 14"/>
+                  <wp:cNvGraphicFramePr>
+                    <a:graphicFrameLocks noChangeAspect="1"/>
+                  </wp:cNvGraphicFramePr>
+                  <a:graphic>
+                    <a:graphicData uri="http://schemas.openxmlformats.org/drawingml/2006/picture">
+                      <pic:pic>
+                        <pic:nvPicPr>
+                          <pic:cNvPr id="0" name="image.png"/>
+                          <pic:cNvPicPr/>
+                        </pic:nvPicPr>
+                        <pic:blipFill>
+                          <a:blip r:embed="rId22"/>
+                          <a:stretch>
+                            <a:fillRect/>
+                          </a:stretch>
+                        </pic:blipFill>
+                        <pic:spPr>
+                          <a:xfrm>
+                            <a:off x="0" y="0"/>
+                            <a:ext cx="731520" cy="292608"/>
                           </a:xfrm>
                           <a:prstGeom prst="rect"/>
                         </pic:spPr>

--- a/cartas_solicitud/Carta_Solicitud_ELE0300730_SISTEMAS_DE_DISTRIBUCION_DE_ENERGIA.docx
+++ b/cartas_solicitud/Carta_Solicitud_ELE0300730_SISTEMAS_DE_DISTRIBUCION_DE_ENERGIA.docx
@@ -11,7 +11,7 @@
           <w:color w:val="646464"/>
           <w:sz w:val="20"/>
         </w:rPr>
-        <w:t>Neiva, Huila, 24 de octubre de 2026</w:t>
+        <w:t>Neiva, Huila, 25 de octubre de 2026</w:t>
         <w:br/>
       </w:r>
     </w:p>
@@ -88,7 +88,7 @@
         <w:br/>
         <w:t>• Semestre del Plan de Estudios: Semestre 7°</w:t>
         <w:br/>
-        <w:t>• Total de Estudiantes Solicitantes Preinscritos: 20 estudiantes</w:t>
+        <w:t>• Total de Estudiantes Solicitantes Preinscritos: 25 estudiantes</w:t>
       </w:r>
     </w:p>
     <w:p>
@@ -97,7 +97,7 @@
         <w:jc w:val="both"/>
       </w:pPr>
       <w:r>
-        <w:t>Manifestamos nuestro compromiso formal de matrícula y cumplimiento con los requerimientos académicos y arancelarios correspondientes al curso vacacional. Dado que contamos con un grupo sólido de 20 estudiantes interesados (superando el cupo mínimo requerido de 10 estudiantes), solicitamos su valiosa gestión ante la Coordinación Académica y la Dirección de Programa para su respectiva aprobación, asignación docente y programación de horarios.</w:t>
+        <w:t>Manifestamos nuestro compromiso formal de matrícula y cumplimiento con los requerimientos académicos y arancelarios correspondientes al curso vacacional. Dado que contamos con un grupo sólido de 25 estudiantes interesados (superando el cupo mínimo requerido de 10 estudiantes), solicitamos su valiosa gestión ante la Coordinación Académica y la Dirección de Programa para su respectiva aprobación, asignación docente y programación de horarios.</w:t>
       </w:r>
     </w:p>
     <w:p>
@@ -359,11 +359,38 @@
               <w:jc w:val="center"/>
             </w:pPr>
             <w:r>
-              <w:rPr>
-                <w:color w:val="A0A0A0"/>
-                <w:sz w:val="15"/>
-              </w:rPr>
-              <w:t>____________________</w:t>
+              <w:drawing>
+                <wp:inline xmlns:a="http://schemas.openxmlformats.org/drawingml/2006/main" xmlns:pic="http://schemas.openxmlformats.org/drawingml/2006/picture">
+                  <wp:extent cx="731520" cy="292608"/>
+                  <wp:docPr id="1" name="Picture 1"/>
+                  <wp:cNvGraphicFramePr>
+                    <a:graphicFrameLocks noChangeAspect="1"/>
+                  </wp:cNvGraphicFramePr>
+                  <a:graphic>
+                    <a:graphicData uri="http://schemas.openxmlformats.org/drawingml/2006/picture">
+                      <pic:pic>
+                        <pic:nvPicPr>
+                          <pic:cNvPr id="0" name="image.png"/>
+                          <pic:cNvPicPr/>
+                        </pic:nvPicPr>
+                        <pic:blipFill>
+                          <a:blip r:embed="rId9"/>
+                          <a:stretch>
+                            <a:fillRect/>
+                          </a:stretch>
+                        </pic:blipFill>
+                        <pic:spPr>
+                          <a:xfrm>
+                            <a:off x="0" y="0"/>
+                            <a:ext cx="731520" cy="292608"/>
+                          </a:xfrm>
+                          <a:prstGeom prst="rect"/>
+                        </pic:spPr>
+                      </pic:pic>
+                    </a:graphicData>
+                  </a:graphic>
+                </wp:inline>
+              </w:drawing>
             </w:r>
           </w:p>
         </w:tc>
@@ -478,7 +505,7 @@
               <w:drawing>
                 <wp:inline xmlns:a="http://schemas.openxmlformats.org/drawingml/2006/main" xmlns:pic="http://schemas.openxmlformats.org/drawingml/2006/picture">
                   <wp:extent cx="810684" cy="292608"/>
-                  <wp:docPr id="1" name="Picture 1"/>
+                  <wp:docPr id="2" name="Picture 2"/>
                   <wp:cNvGraphicFramePr>
                     <a:graphicFrameLocks noChangeAspect="1"/>
                   </wp:cNvGraphicFramePr>
@@ -490,7 +517,7 @@
                           <pic:cNvPicPr/>
                         </pic:nvPicPr>
                         <pic:blipFill>
-                          <a:blip r:embed="rId9"/>
+                          <a:blip r:embed="rId10"/>
                           <a:stretch>
                             <a:fillRect/>
                           </a:stretch>
@@ -621,7 +648,7 @@
               <w:drawing>
                 <wp:inline xmlns:a="http://schemas.openxmlformats.org/drawingml/2006/main" xmlns:pic="http://schemas.openxmlformats.org/drawingml/2006/picture">
                   <wp:extent cx="731520" cy="292608"/>
-                  <wp:docPr id="2" name="Picture 2"/>
+                  <wp:docPr id="3" name="Picture 3"/>
                   <wp:cNvGraphicFramePr>
                     <a:graphicFrameLocks noChangeAspect="1"/>
                   </wp:cNvGraphicFramePr>
@@ -633,7 +660,7 @@
                           <pic:cNvPicPr/>
                         </pic:nvPicPr>
                         <pic:blipFill>
-                          <a:blip r:embed="rId10"/>
+                          <a:blip r:embed="rId11"/>
                           <a:stretch>
                             <a:fillRect/>
                           </a:stretch>
@@ -811,7 +838,7 @@
                 <w:b/>
                 <w:sz w:val="17"/>
               </w:rPr>
-              <w:t>yeison Camilo</w:t>
+              <w:t>Aura Galvis</w:t>
             </w:r>
           </w:p>
         </w:tc>
@@ -834,7 +861,7 @@
               <w:rPr>
                 <w:sz w:val="17"/>
               </w:rPr>
-              <w:t>1075258644</w:t>
+              <w:t>0</w:t>
             </w:r>
           </w:p>
         </w:tc>
@@ -857,7 +884,7 @@
               <w:rPr>
                 <w:sz w:val="17"/>
               </w:rPr>
-              <w:t>3209627691</w:t>
+              <w:t>3058596912</w:t>
             </w:r>
           </w:p>
         </w:tc>
@@ -880,7 +907,7 @@
               <w:drawing>
                 <wp:inline xmlns:a="http://schemas.openxmlformats.org/drawingml/2006/main" xmlns:pic="http://schemas.openxmlformats.org/drawingml/2006/picture">
                   <wp:extent cx="731520" cy="292608"/>
-                  <wp:docPr id="3" name="Picture 3"/>
+                  <wp:docPr id="4" name="Picture 4"/>
                   <wp:cNvGraphicFramePr>
                     <a:graphicFrameLocks noChangeAspect="1"/>
                   </wp:cNvGraphicFramePr>
@@ -892,7 +919,7 @@
                           <pic:cNvPicPr/>
                         </pic:nvPicPr>
                         <pic:blipFill>
-                          <a:blip r:embed="rId11"/>
+                          <a:blip r:embed="rId12"/>
                           <a:stretch>
                             <a:fillRect/>
                           </a:stretch>
@@ -954,7 +981,7 @@
                 <w:b/>
                 <w:sz w:val="17"/>
               </w:rPr>
-              <w:t>Holman Diego Fernández Ramírez</w:t>
+              <w:t>yeison Camilo</w:t>
             </w:r>
           </w:p>
         </w:tc>
@@ -977,7 +1004,7 @@
               <w:rPr>
                 <w:sz w:val="17"/>
               </w:rPr>
-              <w:t>1061694993</w:t>
+              <w:t>1075258644</w:t>
             </w:r>
           </w:p>
         </w:tc>
@@ -1000,7 +1027,7 @@
               <w:rPr>
                 <w:sz w:val="17"/>
               </w:rPr>
-              <w:t>3012113817</w:t>
+              <w:t>3209627691</w:t>
             </w:r>
           </w:p>
         </w:tc>
@@ -1023,7 +1050,7 @@
               <w:drawing>
                 <wp:inline xmlns:a="http://schemas.openxmlformats.org/drawingml/2006/main" xmlns:pic="http://schemas.openxmlformats.org/drawingml/2006/picture">
                   <wp:extent cx="731520" cy="292608"/>
-                  <wp:docPr id="4" name="Picture 4"/>
+                  <wp:docPr id="5" name="Picture 5"/>
                   <wp:cNvGraphicFramePr>
                     <a:graphicFrameLocks noChangeAspect="1"/>
                   </wp:cNvGraphicFramePr>
@@ -1035,7 +1062,7 @@
                           <pic:cNvPicPr/>
                         </pic:nvPicPr>
                         <pic:blipFill>
-                          <a:blip r:embed="rId12"/>
+                          <a:blip r:embed="rId13"/>
                           <a:stretch>
                             <a:fillRect/>
                           </a:stretch>
@@ -1097,7 +1124,7 @@
                 <w:b/>
                 <w:sz w:val="17"/>
               </w:rPr>
-              <w:t>Michael Mauricio Rojas Plaza</w:t>
+              <w:t>Holman Diego Fernández Ramírez</w:t>
             </w:r>
           </w:p>
         </w:tc>
@@ -1120,7 +1147,7 @@
               <w:rPr>
                 <w:sz w:val="17"/>
               </w:rPr>
-              <w:t>ELE120212040</w:t>
+              <w:t>1061694993</w:t>
             </w:r>
           </w:p>
         </w:tc>
@@ -1143,7 +1170,7 @@
               <w:rPr>
                 <w:sz w:val="17"/>
               </w:rPr>
-              <w:t>3123751445</w:t>
+              <w:t>3012113817</w:t>
             </w:r>
           </w:p>
         </w:tc>
@@ -1163,11 +1190,38 @@
               <w:jc w:val="center"/>
             </w:pPr>
             <w:r>
-              <w:rPr>
-                <w:color w:val="A0A0A0"/>
-                <w:sz w:val="15"/>
-              </w:rPr>
-              <w:t>____________________</w:t>
+              <w:drawing>
+                <wp:inline xmlns:a="http://schemas.openxmlformats.org/drawingml/2006/main" xmlns:pic="http://schemas.openxmlformats.org/drawingml/2006/picture">
+                  <wp:extent cx="731520" cy="292608"/>
+                  <wp:docPr id="6" name="Picture 6"/>
+                  <wp:cNvGraphicFramePr>
+                    <a:graphicFrameLocks noChangeAspect="1"/>
+                  </wp:cNvGraphicFramePr>
+                  <a:graphic>
+                    <a:graphicData uri="http://schemas.openxmlformats.org/drawingml/2006/picture">
+                      <pic:pic>
+                        <pic:nvPicPr>
+                          <pic:cNvPr id="0" name="image.png"/>
+                          <pic:cNvPicPr/>
+                        </pic:nvPicPr>
+                        <pic:blipFill>
+                          <a:blip r:embed="rId14"/>
+                          <a:stretch>
+                            <a:fillRect/>
+                          </a:stretch>
+                        </pic:blipFill>
+                        <pic:spPr>
+                          <a:xfrm>
+                            <a:off x="0" y="0"/>
+                            <a:ext cx="731520" cy="292608"/>
+                          </a:xfrm>
+                          <a:prstGeom prst="rect"/>
+                        </pic:spPr>
+                      </pic:pic>
+                    </a:graphicData>
+                  </a:graphic>
+                </wp:inline>
+              </w:drawing>
             </w:r>
           </w:p>
         </w:tc>
@@ -1213,7 +1267,7 @@
                 <w:b/>
                 <w:sz w:val="17"/>
               </w:rPr>
-              <w:t>juan camilo murillo moreno</w:t>
+              <w:t>Michael Mauricio Rojas Plaza</w:t>
             </w:r>
           </w:p>
         </w:tc>
@@ -1236,7 +1290,7 @@
               <w:rPr>
                 <w:sz w:val="17"/>
               </w:rPr>
-              <w:t>1019072230</w:t>
+              <w:t>ELE120212040</w:t>
             </w:r>
           </w:p>
         </w:tc>
@@ -1259,7 +1313,7 @@
               <w:rPr>
                 <w:sz w:val="17"/>
               </w:rPr>
-              <w:t>3106013444</w:t>
+              <w:t>3123751445</w:t>
             </w:r>
           </w:p>
         </w:tc>
@@ -1281,8 +1335,8 @@
             <w:r>
               <w:drawing>
                 <wp:inline xmlns:a="http://schemas.openxmlformats.org/drawingml/2006/main" xmlns:pic="http://schemas.openxmlformats.org/drawingml/2006/picture">
-                  <wp:extent cx="877060" cy="292608"/>
-                  <wp:docPr id="5" name="Picture 5"/>
+                  <wp:extent cx="731520" cy="292608"/>
+                  <wp:docPr id="7" name="Picture 7"/>
                   <wp:cNvGraphicFramePr>
                     <a:graphicFrameLocks noChangeAspect="1"/>
                   </wp:cNvGraphicFramePr>
@@ -1294,7 +1348,7 @@
                           <pic:cNvPicPr/>
                         </pic:nvPicPr>
                         <pic:blipFill>
-                          <a:blip r:embed="rId13"/>
+                          <a:blip r:embed="rId15"/>
                           <a:stretch>
                             <a:fillRect/>
                           </a:stretch>
@@ -1302,7 +1356,7 @@
                         <pic:spPr>
                           <a:xfrm>
                             <a:off x="0" y="0"/>
-                            <a:ext cx="877060" cy="292608"/>
+                            <a:ext cx="731520" cy="292608"/>
                           </a:xfrm>
                           <a:prstGeom prst="rect"/>
                         </pic:spPr>
@@ -1336,6 +1390,265 @@
                 <w:sz w:val="17"/>
               </w:rPr>
               <w:t>9</w:t>
+            </w:r>
+          </w:p>
+        </w:tc>
+        <w:tc>
+          <w:tcPr>
+            <w:tcW w:type="dxa" w:w="3312"/>
+            <w:tcMar>
+              <w:top w:w="100" w:type="dxa"/>
+              <w:bottom w:w="100" w:type="dxa"/>
+              <w:left w:w="80" w:type="dxa"/>
+              <w:right w:w="80" w:type="dxa"/>
+            </w:tcMar>
+            <w:shd w:fill="FFFFFF"/>
+          </w:tcPr>
+          <w:p>
+            <w:r>
+              <w:rPr>
+                <w:b/>
+                <w:sz w:val="17"/>
+              </w:rPr>
+              <w:t>juan camilo murillo moreno</w:t>
+            </w:r>
+          </w:p>
+        </w:tc>
+        <w:tc>
+          <w:tcPr>
+            <w:tcW w:type="dxa" w:w="1728"/>
+            <w:tcMar>
+              <w:top w:w="100" w:type="dxa"/>
+              <w:bottom w:w="100" w:type="dxa"/>
+              <w:left w:w="80" w:type="dxa"/>
+              <w:right w:w="80" w:type="dxa"/>
+            </w:tcMar>
+            <w:shd w:fill="FFFFFF"/>
+          </w:tcPr>
+          <w:p>
+            <w:pPr>
+              <w:jc w:val="center"/>
+            </w:pPr>
+            <w:r>
+              <w:rPr>
+                <w:sz w:val="17"/>
+              </w:rPr>
+              <w:t>1019072230</w:t>
+            </w:r>
+          </w:p>
+        </w:tc>
+        <w:tc>
+          <w:tcPr>
+            <w:tcW w:type="dxa" w:w="1584"/>
+            <w:tcMar>
+              <w:top w:w="100" w:type="dxa"/>
+              <w:bottom w:w="100" w:type="dxa"/>
+              <w:left w:w="80" w:type="dxa"/>
+              <w:right w:w="80" w:type="dxa"/>
+            </w:tcMar>
+            <w:shd w:fill="FFFFFF"/>
+          </w:tcPr>
+          <w:p>
+            <w:pPr>
+              <w:jc w:val="center"/>
+            </w:pPr>
+            <w:r>
+              <w:rPr>
+                <w:sz w:val="17"/>
+              </w:rPr>
+              <w:t>3106013444</w:t>
+            </w:r>
+          </w:p>
+        </w:tc>
+        <w:tc>
+          <w:tcPr>
+            <w:tcW w:type="dxa" w:w="2592"/>
+            <w:tcMar>
+              <w:top w:w="100" w:type="dxa"/>
+              <w:bottom w:w="100" w:type="dxa"/>
+              <w:left w:w="80" w:type="dxa"/>
+              <w:right w:w="80" w:type="dxa"/>
+            </w:tcMar>
+            <w:shd w:fill="FFFFFF"/>
+          </w:tcPr>
+          <w:p>
+            <w:pPr>
+              <w:jc w:val="center"/>
+            </w:pPr>
+            <w:r>
+              <w:drawing>
+                <wp:inline xmlns:a="http://schemas.openxmlformats.org/drawingml/2006/main" xmlns:pic="http://schemas.openxmlformats.org/drawingml/2006/picture">
+                  <wp:extent cx="877060" cy="292608"/>
+                  <wp:docPr id="8" name="Picture 8"/>
+                  <wp:cNvGraphicFramePr>
+                    <a:graphicFrameLocks noChangeAspect="1"/>
+                  </wp:cNvGraphicFramePr>
+                  <a:graphic>
+                    <a:graphicData uri="http://schemas.openxmlformats.org/drawingml/2006/picture">
+                      <pic:pic>
+                        <pic:nvPicPr>
+                          <pic:cNvPr id="0" name="image.png"/>
+                          <pic:cNvPicPr/>
+                        </pic:nvPicPr>
+                        <pic:blipFill>
+                          <a:blip r:embed="rId16"/>
+                          <a:stretch>
+                            <a:fillRect/>
+                          </a:stretch>
+                        </pic:blipFill>
+                        <pic:spPr>
+                          <a:xfrm>
+                            <a:off x="0" y="0"/>
+                            <a:ext cx="877060" cy="292608"/>
+                          </a:xfrm>
+                          <a:prstGeom prst="rect"/>
+                        </pic:spPr>
+                      </pic:pic>
+                    </a:graphicData>
+                  </a:graphic>
+                </wp:inline>
+              </w:drawing>
+            </w:r>
+          </w:p>
+        </w:tc>
+      </w:tr>
+      <w:tr>
+        <w:tc>
+          <w:tcPr>
+            <w:tcW w:type="dxa" w:w="576"/>
+            <w:tcMar>
+              <w:top w:w="100" w:type="dxa"/>
+              <w:bottom w:w="100" w:type="dxa"/>
+              <w:left w:w="80" w:type="dxa"/>
+              <w:right w:w="80" w:type="dxa"/>
+            </w:tcMar>
+            <w:shd w:fill="F9FAF8"/>
+          </w:tcPr>
+          <w:p>
+            <w:pPr>
+              <w:jc w:val="center"/>
+            </w:pPr>
+            <w:r>
+              <w:rPr>
+                <w:sz w:val="17"/>
+              </w:rPr>
+              <w:t>10</w:t>
+            </w:r>
+          </w:p>
+        </w:tc>
+        <w:tc>
+          <w:tcPr>
+            <w:tcW w:type="dxa" w:w="3312"/>
+            <w:tcMar>
+              <w:top w:w="100" w:type="dxa"/>
+              <w:bottom w:w="100" w:type="dxa"/>
+              <w:left w:w="80" w:type="dxa"/>
+              <w:right w:w="80" w:type="dxa"/>
+            </w:tcMar>
+            <w:shd w:fill="F9FAF8"/>
+          </w:tcPr>
+          <w:p>
+            <w:r>
+              <w:rPr>
+                <w:b/>
+                <w:sz w:val="17"/>
+              </w:rPr>
+              <w:t>Karen viviana Gaona vargas</w:t>
+            </w:r>
+          </w:p>
+        </w:tc>
+        <w:tc>
+          <w:tcPr>
+            <w:tcW w:type="dxa" w:w="1728"/>
+            <w:tcMar>
+              <w:top w:w="100" w:type="dxa"/>
+              <w:bottom w:w="100" w:type="dxa"/>
+              <w:left w:w="80" w:type="dxa"/>
+              <w:right w:w="80" w:type="dxa"/>
+            </w:tcMar>
+            <w:shd w:fill="F9FAF8"/>
+          </w:tcPr>
+          <w:p>
+            <w:pPr>
+              <w:jc w:val="center"/>
+            </w:pPr>
+            <w:r>
+              <w:rPr>
+                <w:sz w:val="17"/>
+              </w:rPr>
+              <w:t>1077866338</w:t>
+            </w:r>
+          </w:p>
+        </w:tc>
+        <w:tc>
+          <w:tcPr>
+            <w:tcW w:type="dxa" w:w="1584"/>
+            <w:tcMar>
+              <w:top w:w="100" w:type="dxa"/>
+              <w:bottom w:w="100" w:type="dxa"/>
+              <w:left w:w="80" w:type="dxa"/>
+              <w:right w:w="80" w:type="dxa"/>
+            </w:tcMar>
+            <w:shd w:fill="F9FAF8"/>
+          </w:tcPr>
+          <w:p>
+            <w:pPr>
+              <w:jc w:val="center"/>
+            </w:pPr>
+            <w:r>
+              <w:rPr>
+                <w:sz w:val="17"/>
+              </w:rPr>
+              <w:t>3202555302</w:t>
+            </w:r>
+          </w:p>
+        </w:tc>
+        <w:tc>
+          <w:tcPr>
+            <w:tcW w:type="dxa" w:w="2592"/>
+            <w:tcMar>
+              <w:top w:w="100" w:type="dxa"/>
+              <w:bottom w:w="100" w:type="dxa"/>
+              <w:left w:w="80" w:type="dxa"/>
+              <w:right w:w="80" w:type="dxa"/>
+            </w:tcMar>
+            <w:shd w:fill="F9FAF8"/>
+          </w:tcPr>
+          <w:p>
+            <w:pPr>
+              <w:jc w:val="center"/>
+            </w:pPr>
+            <w:r>
+              <w:rPr>
+                <w:color w:val="A0A0A0"/>
+                <w:sz w:val="15"/>
+              </w:rPr>
+              <w:t>____________________</w:t>
+            </w:r>
+          </w:p>
+        </w:tc>
+      </w:tr>
+      <w:tr>
+        <w:tc>
+          <w:tcPr>
+            <w:tcW w:type="dxa" w:w="576"/>
+            <w:tcMar>
+              <w:top w:w="100" w:type="dxa"/>
+              <w:bottom w:w="100" w:type="dxa"/>
+              <w:left w:w="80" w:type="dxa"/>
+              <w:right w:w="80" w:type="dxa"/>
+            </w:tcMar>
+            <w:shd w:fill="FFFFFF"/>
+          </w:tcPr>
+          <w:p>
+            <w:pPr>
+              <w:jc w:val="center"/>
+            </w:pPr>
+            <w:r>
+              <w:rPr>
+                <w:sz w:val="17"/>
+              </w:rPr>
+              <w:t>11</w:t>
             </w:r>
           </w:p>
         </w:tc>
@@ -1422,11 +1735,38 @@
               <w:jc w:val="center"/>
             </w:pPr>
             <w:r>
-              <w:rPr>
-                <w:color w:val="A0A0A0"/>
-                <w:sz w:val="15"/>
-              </w:rPr>
-              <w:t>____________________</w:t>
+              <w:drawing>
+                <wp:inline xmlns:a="http://schemas.openxmlformats.org/drawingml/2006/main" xmlns:pic="http://schemas.openxmlformats.org/drawingml/2006/picture">
+                  <wp:extent cx="731520" cy="292608"/>
+                  <wp:docPr id="9" name="Picture 9"/>
+                  <wp:cNvGraphicFramePr>
+                    <a:graphicFrameLocks noChangeAspect="1"/>
+                  </wp:cNvGraphicFramePr>
+                  <a:graphic>
+                    <a:graphicData uri="http://schemas.openxmlformats.org/drawingml/2006/picture">
+                      <pic:pic>
+                        <pic:nvPicPr>
+                          <pic:cNvPr id="0" name="image.png"/>
+                          <pic:cNvPicPr/>
+                        </pic:nvPicPr>
+                        <pic:blipFill>
+                          <a:blip r:embed="rId17"/>
+                          <a:stretch>
+                            <a:fillRect/>
+                          </a:stretch>
+                        </pic:blipFill>
+                        <pic:spPr>
+                          <a:xfrm>
+                            <a:off x="0" y="0"/>
+                            <a:ext cx="731520" cy="292608"/>
+                          </a:xfrm>
+                          <a:prstGeom prst="rect"/>
+                        </pic:spPr>
+                      </pic:pic>
+                    </a:graphicData>
+                  </a:graphic>
+                </wp:inline>
+              </w:drawing>
             </w:r>
           </w:p>
         </w:tc>
@@ -1451,7 +1791,7 @@
               <w:rPr>
                 <w:sz w:val="17"/>
               </w:rPr>
-              <w:t>10</w:t>
+              <w:t>12</w:t>
             </w:r>
           </w:p>
         </w:tc>
@@ -1538,11 +1878,38 @@
               <w:jc w:val="center"/>
             </w:pPr>
             <w:r>
-              <w:rPr>
-                <w:color w:val="A0A0A0"/>
-                <w:sz w:val="15"/>
-              </w:rPr>
-              <w:t>____________________</w:t>
+              <w:drawing>
+                <wp:inline xmlns:a="http://schemas.openxmlformats.org/drawingml/2006/main" xmlns:pic="http://schemas.openxmlformats.org/drawingml/2006/picture">
+                  <wp:extent cx="731520" cy="292608"/>
+                  <wp:docPr id="10" name="Picture 10"/>
+                  <wp:cNvGraphicFramePr>
+                    <a:graphicFrameLocks noChangeAspect="1"/>
+                  </wp:cNvGraphicFramePr>
+                  <a:graphic>
+                    <a:graphicData uri="http://schemas.openxmlformats.org/drawingml/2006/picture">
+                      <pic:pic>
+                        <pic:nvPicPr>
+                          <pic:cNvPr id="0" name="image.png"/>
+                          <pic:cNvPicPr/>
+                        </pic:nvPicPr>
+                        <pic:blipFill>
+                          <a:blip r:embed="rId18"/>
+                          <a:stretch>
+                            <a:fillRect/>
+                          </a:stretch>
+                        </pic:blipFill>
+                        <pic:spPr>
+                          <a:xfrm>
+                            <a:off x="0" y="0"/>
+                            <a:ext cx="731520" cy="292608"/>
+                          </a:xfrm>
+                          <a:prstGeom prst="rect"/>
+                        </pic:spPr>
+                      </pic:pic>
+                    </a:graphicData>
+                  </a:graphic>
+                </wp:inline>
+              </w:drawing>
             </w:r>
           </w:p>
         </w:tc>
@@ -1567,7 +1934,7 @@
               <w:rPr>
                 <w:sz w:val="17"/>
               </w:rPr>
-              <w:t>11</w:t>
+              <w:t>13</w:t>
             </w:r>
           </w:p>
         </w:tc>
@@ -1657,7 +2024,7 @@
               <w:drawing>
                 <wp:inline xmlns:a="http://schemas.openxmlformats.org/drawingml/2006/main" xmlns:pic="http://schemas.openxmlformats.org/drawingml/2006/picture">
                   <wp:extent cx="731520" cy="292608"/>
-                  <wp:docPr id="6" name="Picture 6"/>
+                  <wp:docPr id="11" name="Picture 11"/>
                   <wp:cNvGraphicFramePr>
                     <a:graphicFrameLocks noChangeAspect="1"/>
                   </wp:cNvGraphicFramePr>
@@ -1669,7 +2036,7 @@
                           <pic:cNvPicPr/>
                         </pic:nvPicPr>
                         <pic:blipFill>
-                          <a:blip r:embed="rId14"/>
+                          <a:blip r:embed="rId19"/>
                           <a:stretch>
                             <a:fillRect/>
                           </a:stretch>
@@ -1710,7 +2077,7 @@
               <w:rPr>
                 <w:sz w:val="17"/>
               </w:rPr>
-              <w:t>12</w:t>
+              <w:t>14</w:t>
             </w:r>
           </w:p>
         </w:tc>
@@ -1800,7 +2167,7 @@
               <w:drawing>
                 <wp:inline xmlns:a="http://schemas.openxmlformats.org/drawingml/2006/main" xmlns:pic="http://schemas.openxmlformats.org/drawingml/2006/picture">
                   <wp:extent cx="2006248" cy="292608"/>
-                  <wp:docPr id="7" name="Picture 7"/>
+                  <wp:docPr id="12" name="Picture 12"/>
                   <wp:cNvGraphicFramePr>
                     <a:graphicFrameLocks noChangeAspect="1"/>
                   </wp:cNvGraphicFramePr>
@@ -1812,7 +2179,7 @@
                           <pic:cNvPicPr/>
                         </pic:nvPicPr>
                         <pic:blipFill>
-                          <a:blip r:embed="rId15"/>
+                          <a:blip r:embed="rId20"/>
                           <a:stretch>
                             <a:fillRect/>
                           </a:stretch>
@@ -1853,7 +2220,7 @@
               <w:rPr>
                 <w:sz w:val="17"/>
               </w:rPr>
-              <w:t>13</w:t>
+              <w:t>15</w:t>
             </w:r>
           </w:p>
         </w:tc>
@@ -1940,11 +2307,38 @@
               <w:jc w:val="center"/>
             </w:pPr>
             <w:r>
-              <w:rPr>
-                <w:color w:val="A0A0A0"/>
-                <w:sz w:val="15"/>
-              </w:rPr>
-              <w:t>____________________</w:t>
+              <w:drawing>
+                <wp:inline xmlns:a="http://schemas.openxmlformats.org/drawingml/2006/main" xmlns:pic="http://schemas.openxmlformats.org/drawingml/2006/picture">
+                  <wp:extent cx="731520" cy="292608"/>
+                  <wp:docPr id="13" name="Picture 13"/>
+                  <wp:cNvGraphicFramePr>
+                    <a:graphicFrameLocks noChangeAspect="1"/>
+                  </wp:cNvGraphicFramePr>
+                  <a:graphic>
+                    <a:graphicData uri="http://schemas.openxmlformats.org/drawingml/2006/picture">
+                      <pic:pic>
+                        <pic:nvPicPr>
+                          <pic:cNvPr id="0" name="image.png"/>
+                          <pic:cNvPicPr/>
+                        </pic:nvPicPr>
+                        <pic:blipFill>
+                          <a:blip r:embed="rId21"/>
+                          <a:stretch>
+                            <a:fillRect/>
+                          </a:stretch>
+                        </pic:blipFill>
+                        <pic:spPr>
+                          <a:xfrm>
+                            <a:off x="0" y="0"/>
+                            <a:ext cx="731520" cy="292608"/>
+                          </a:xfrm>
+                          <a:prstGeom prst="rect"/>
+                        </pic:spPr>
+                      </pic:pic>
+                    </a:graphicData>
+                  </a:graphic>
+                </wp:inline>
+              </w:drawing>
             </w:r>
           </w:p>
         </w:tc>
@@ -1969,7 +2363,7 @@
               <w:rPr>
                 <w:sz w:val="17"/>
               </w:rPr>
-              <w:t>14</w:t>
+              <w:t>16</w:t>
             </w:r>
           </w:p>
         </w:tc>
@@ -2059,7 +2453,7 @@
               <w:drawing>
                 <wp:inline xmlns:a="http://schemas.openxmlformats.org/drawingml/2006/main" xmlns:pic="http://schemas.openxmlformats.org/drawingml/2006/picture">
                   <wp:extent cx="1371299" cy="292608"/>
-                  <wp:docPr id="8" name="Picture 8"/>
+                  <wp:docPr id="14" name="Picture 14"/>
                   <wp:cNvGraphicFramePr>
                     <a:graphicFrameLocks noChangeAspect="1"/>
                   </wp:cNvGraphicFramePr>
@@ -2071,7 +2465,7 @@
                           <pic:cNvPicPr/>
                         </pic:nvPicPr>
                         <pic:blipFill>
-                          <a:blip r:embed="rId16"/>
+                          <a:blip r:embed="rId22"/>
                           <a:stretch>
                             <a:fillRect/>
                           </a:stretch>
@@ -2112,7 +2506,7 @@
               <w:rPr>
                 <w:sz w:val="17"/>
               </w:rPr>
-              <w:t>15</w:t>
+              <w:t>17</w:t>
             </w:r>
           </w:p>
         </w:tc>
@@ -2202,7 +2596,7 @@
               <w:drawing>
                 <wp:inline xmlns:a="http://schemas.openxmlformats.org/drawingml/2006/main" xmlns:pic="http://schemas.openxmlformats.org/drawingml/2006/picture">
                   <wp:extent cx="1370333" cy="292608"/>
-                  <wp:docPr id="9" name="Picture 9"/>
+                  <wp:docPr id="15" name="Picture 15"/>
                   <wp:cNvGraphicFramePr>
                     <a:graphicFrameLocks noChangeAspect="1"/>
                   </wp:cNvGraphicFramePr>
@@ -2214,7 +2608,7 @@
                           <pic:cNvPicPr/>
                         </pic:nvPicPr>
                         <pic:blipFill>
-                          <a:blip r:embed="rId17"/>
+                          <a:blip r:embed="rId23"/>
                           <a:stretch>
                             <a:fillRect/>
                           </a:stretch>
@@ -2255,7 +2649,7 @@
               <w:rPr>
                 <w:sz w:val="17"/>
               </w:rPr>
-              <w:t>16</w:t>
+              <w:t>18</w:t>
             </w:r>
           </w:p>
         </w:tc>
@@ -2345,7 +2739,7 @@
               <w:drawing>
                 <wp:inline xmlns:a="http://schemas.openxmlformats.org/drawingml/2006/main" xmlns:pic="http://schemas.openxmlformats.org/drawingml/2006/picture">
                   <wp:extent cx="731520" cy="292608"/>
-                  <wp:docPr id="10" name="Picture 10"/>
+                  <wp:docPr id="16" name="Picture 16"/>
                   <wp:cNvGraphicFramePr>
                     <a:graphicFrameLocks noChangeAspect="1"/>
                   </wp:cNvGraphicFramePr>
@@ -2357,7 +2751,7 @@
                           <pic:cNvPicPr/>
                         </pic:nvPicPr>
                         <pic:blipFill>
-                          <a:blip r:embed="rId18"/>
+                          <a:blip r:embed="rId24"/>
                           <a:stretch>
                             <a:fillRect/>
                           </a:stretch>
@@ -2398,7 +2792,7 @@
               <w:rPr>
                 <w:sz w:val="17"/>
               </w:rPr>
-              <w:t>17</w:t>
+              <w:t>19</w:t>
             </w:r>
           </w:p>
         </w:tc>
@@ -2488,7 +2882,7 @@
               <w:drawing>
                 <wp:inline xmlns:a="http://schemas.openxmlformats.org/drawingml/2006/main" xmlns:pic="http://schemas.openxmlformats.org/drawingml/2006/picture">
                   <wp:extent cx="731520" cy="292608"/>
-                  <wp:docPr id="11" name="Picture 11"/>
+                  <wp:docPr id="17" name="Picture 17"/>
                   <wp:cNvGraphicFramePr>
                     <a:graphicFrameLocks noChangeAspect="1"/>
                   </wp:cNvGraphicFramePr>
@@ -2500,7 +2894,7 @@
                           <pic:cNvPicPr/>
                         </pic:nvPicPr>
                         <pic:blipFill>
-                          <a:blip r:embed="rId19"/>
+                          <a:blip r:embed="rId25"/>
                           <a:stretch>
                             <a:fillRect/>
                           </a:stretch>
@@ -2541,7 +2935,7 @@
               <w:rPr>
                 <w:sz w:val="17"/>
               </w:rPr>
-              <w:t>18</w:t>
+              <w:t>20</w:t>
             </w:r>
           </w:p>
         </w:tc>
@@ -2631,7 +3025,7 @@
               <w:drawing>
                 <wp:inline xmlns:a="http://schemas.openxmlformats.org/drawingml/2006/main" xmlns:pic="http://schemas.openxmlformats.org/drawingml/2006/picture">
                   <wp:extent cx="731520" cy="292608"/>
-                  <wp:docPr id="12" name="Picture 12"/>
+                  <wp:docPr id="18" name="Picture 18"/>
                   <wp:cNvGraphicFramePr>
                     <a:graphicFrameLocks noChangeAspect="1"/>
                   </wp:cNvGraphicFramePr>
@@ -2643,7 +3037,7 @@
                           <pic:cNvPicPr/>
                         </pic:nvPicPr>
                         <pic:blipFill>
-                          <a:blip r:embed="rId20"/>
+                          <a:blip r:embed="rId26"/>
                           <a:stretch>
                             <a:fillRect/>
                           </a:stretch>
@@ -2684,7 +3078,7 @@
               <w:rPr>
                 <w:sz w:val="17"/>
               </w:rPr>
-              <w:t>19</w:t>
+              <w:t>21</w:t>
             </w:r>
           </w:p>
         </w:tc>
@@ -2705,7 +3099,7 @@
                 <w:b/>
                 <w:sz w:val="17"/>
               </w:rPr>
-              <w:t>JUAN SEBASTIÁN NARVAEZ SANCHEZ</w:t>
+              <w:t>Rodrigo Roa Lugo</w:t>
             </w:r>
           </w:p>
         </w:tc>
@@ -2728,7 +3122,7 @@
               <w:rPr>
                 <w:sz w:val="17"/>
               </w:rPr>
-              <w:t>1061772379</w:t>
+              <w:t>1075545434</w:t>
             </w:r>
           </w:p>
         </w:tc>
@@ -2751,7 +3145,7 @@
               <w:rPr>
                 <w:sz w:val="17"/>
               </w:rPr>
-              <w:t>3206262686</w:t>
+              <w:t>3156290775</w:t>
             </w:r>
           </w:p>
         </w:tc>
@@ -2774,7 +3168,7 @@
               <w:drawing>
                 <wp:inline xmlns:a="http://schemas.openxmlformats.org/drawingml/2006/main" xmlns:pic="http://schemas.openxmlformats.org/drawingml/2006/picture">
                   <wp:extent cx="731520" cy="292608"/>
-                  <wp:docPr id="13" name="Picture 13"/>
+                  <wp:docPr id="19" name="Picture 19"/>
                   <wp:cNvGraphicFramePr>
                     <a:graphicFrameLocks noChangeAspect="1"/>
                   </wp:cNvGraphicFramePr>
@@ -2786,7 +3180,7 @@
                           <pic:cNvPicPr/>
                         </pic:nvPicPr>
                         <pic:blipFill>
-                          <a:blip r:embed="rId21"/>
+                          <a:blip r:embed="rId27"/>
                           <a:stretch>
                             <a:fillRect/>
                           </a:stretch>
@@ -2827,7 +3221,7 @@
               <w:rPr>
                 <w:sz w:val="17"/>
               </w:rPr>
-              <w:t>20</w:t>
+              <w:t>22</w:t>
             </w:r>
           </w:p>
         </w:tc>
@@ -2848,7 +3242,7 @@
                 <w:b/>
                 <w:sz w:val="17"/>
               </w:rPr>
-              <w:t>Rodrigo Roa Lugo</w:t>
+              <w:t>José Daniel Suaza Suárez</w:t>
             </w:r>
           </w:p>
         </w:tc>
@@ -2871,7 +3265,7 @@
               <w:rPr>
                 <w:sz w:val="17"/>
               </w:rPr>
-              <w:t>1075545434</w:t>
+              <w:t>1077852211</w:t>
             </w:r>
           </w:p>
         </w:tc>
@@ -2894,7 +3288,7 @@
               <w:rPr>
                 <w:sz w:val="17"/>
               </w:rPr>
-              <w:t>3156290775</w:t>
+              <w:t>3104803980</w:t>
             </w:r>
           </w:p>
         </w:tc>
@@ -2917,7 +3311,7 @@
               <w:drawing>
                 <wp:inline xmlns:a="http://schemas.openxmlformats.org/drawingml/2006/main" xmlns:pic="http://schemas.openxmlformats.org/drawingml/2006/picture">
                   <wp:extent cx="731520" cy="292608"/>
-                  <wp:docPr id="14" name="Picture 14"/>
+                  <wp:docPr id="20" name="Picture 20"/>
                   <wp:cNvGraphicFramePr>
                     <a:graphicFrameLocks noChangeAspect="1"/>
                   </wp:cNvGraphicFramePr>
@@ -2929,7 +3323,436 @@
                           <pic:cNvPicPr/>
                         </pic:nvPicPr>
                         <pic:blipFill>
-                          <a:blip r:embed="rId22"/>
+                          <a:blip r:embed="rId28"/>
+                          <a:stretch>
+                            <a:fillRect/>
+                          </a:stretch>
+                        </pic:blipFill>
+                        <pic:spPr>
+                          <a:xfrm>
+                            <a:off x="0" y="0"/>
+                            <a:ext cx="731520" cy="292608"/>
+                          </a:xfrm>
+                          <a:prstGeom prst="rect"/>
+                        </pic:spPr>
+                      </pic:pic>
+                    </a:graphicData>
+                  </a:graphic>
+                </wp:inline>
+              </w:drawing>
+            </w:r>
+          </w:p>
+        </w:tc>
+      </w:tr>
+      <w:tr>
+        <w:tc>
+          <w:tcPr>
+            <w:tcW w:type="dxa" w:w="576"/>
+            <w:tcMar>
+              <w:top w:w="100" w:type="dxa"/>
+              <w:bottom w:w="100" w:type="dxa"/>
+              <w:left w:w="80" w:type="dxa"/>
+              <w:right w:w="80" w:type="dxa"/>
+            </w:tcMar>
+            <w:shd w:fill="FFFFFF"/>
+          </w:tcPr>
+          <w:p>
+            <w:pPr>
+              <w:jc w:val="center"/>
+            </w:pPr>
+            <w:r>
+              <w:rPr>
+                <w:sz w:val="17"/>
+              </w:rPr>
+              <w:t>23</w:t>
+            </w:r>
+          </w:p>
+        </w:tc>
+        <w:tc>
+          <w:tcPr>
+            <w:tcW w:type="dxa" w:w="3312"/>
+            <w:tcMar>
+              <w:top w:w="100" w:type="dxa"/>
+              <w:bottom w:w="100" w:type="dxa"/>
+              <w:left w:w="80" w:type="dxa"/>
+              <w:right w:w="80" w:type="dxa"/>
+            </w:tcMar>
+            <w:shd w:fill="FFFFFF"/>
+          </w:tcPr>
+          <w:p>
+            <w:r>
+              <w:rPr>
+                <w:b/>
+                <w:sz w:val="17"/>
+              </w:rPr>
+              <w:t>Yeison Cumbe Trujillo</w:t>
+            </w:r>
+          </w:p>
+        </w:tc>
+        <w:tc>
+          <w:tcPr>
+            <w:tcW w:type="dxa" w:w="1728"/>
+            <w:tcMar>
+              <w:top w:w="100" w:type="dxa"/>
+              <w:bottom w:w="100" w:type="dxa"/>
+              <w:left w:w="80" w:type="dxa"/>
+              <w:right w:w="80" w:type="dxa"/>
+            </w:tcMar>
+            <w:shd w:fill="FFFFFF"/>
+          </w:tcPr>
+          <w:p>
+            <w:pPr>
+              <w:jc w:val="center"/>
+            </w:pPr>
+            <w:r>
+              <w:rPr>
+                <w:sz w:val="17"/>
+              </w:rPr>
+              <w:t>1007425122</w:t>
+            </w:r>
+          </w:p>
+        </w:tc>
+        <w:tc>
+          <w:tcPr>
+            <w:tcW w:type="dxa" w:w="1584"/>
+            <w:tcMar>
+              <w:top w:w="100" w:type="dxa"/>
+              <w:bottom w:w="100" w:type="dxa"/>
+              <w:left w:w="80" w:type="dxa"/>
+              <w:right w:w="80" w:type="dxa"/>
+            </w:tcMar>
+            <w:shd w:fill="FFFFFF"/>
+          </w:tcPr>
+          <w:p>
+            <w:pPr>
+              <w:jc w:val="center"/>
+            </w:pPr>
+            <w:r>
+              <w:rPr>
+                <w:sz w:val="17"/>
+              </w:rPr>
+              <w:t>3134868610</w:t>
+            </w:r>
+          </w:p>
+        </w:tc>
+        <w:tc>
+          <w:tcPr>
+            <w:tcW w:type="dxa" w:w="2592"/>
+            <w:tcMar>
+              <w:top w:w="100" w:type="dxa"/>
+              <w:bottom w:w="100" w:type="dxa"/>
+              <w:left w:w="80" w:type="dxa"/>
+              <w:right w:w="80" w:type="dxa"/>
+            </w:tcMar>
+            <w:shd w:fill="FFFFFF"/>
+          </w:tcPr>
+          <w:p>
+            <w:pPr>
+              <w:jc w:val="center"/>
+            </w:pPr>
+            <w:r>
+              <w:drawing>
+                <wp:inline xmlns:a="http://schemas.openxmlformats.org/drawingml/2006/main" xmlns:pic="http://schemas.openxmlformats.org/drawingml/2006/picture">
+                  <wp:extent cx="731520" cy="292608"/>
+                  <wp:docPr id="21" name="Picture 21"/>
+                  <wp:cNvGraphicFramePr>
+                    <a:graphicFrameLocks noChangeAspect="1"/>
+                  </wp:cNvGraphicFramePr>
+                  <a:graphic>
+                    <a:graphicData uri="http://schemas.openxmlformats.org/drawingml/2006/picture">
+                      <pic:pic>
+                        <pic:nvPicPr>
+                          <pic:cNvPr id="0" name="image.png"/>
+                          <pic:cNvPicPr/>
+                        </pic:nvPicPr>
+                        <pic:blipFill>
+                          <a:blip r:embed="rId29"/>
+                          <a:stretch>
+                            <a:fillRect/>
+                          </a:stretch>
+                        </pic:blipFill>
+                        <pic:spPr>
+                          <a:xfrm>
+                            <a:off x="0" y="0"/>
+                            <a:ext cx="731520" cy="292608"/>
+                          </a:xfrm>
+                          <a:prstGeom prst="rect"/>
+                        </pic:spPr>
+                      </pic:pic>
+                    </a:graphicData>
+                  </a:graphic>
+                </wp:inline>
+              </w:drawing>
+            </w:r>
+          </w:p>
+        </w:tc>
+      </w:tr>
+      <w:tr>
+        <w:tc>
+          <w:tcPr>
+            <w:tcW w:type="dxa" w:w="576"/>
+            <w:tcMar>
+              <w:top w:w="100" w:type="dxa"/>
+              <w:bottom w:w="100" w:type="dxa"/>
+              <w:left w:w="80" w:type="dxa"/>
+              <w:right w:w="80" w:type="dxa"/>
+            </w:tcMar>
+            <w:shd w:fill="F9FAF8"/>
+          </w:tcPr>
+          <w:p>
+            <w:pPr>
+              <w:jc w:val="center"/>
+            </w:pPr>
+            <w:r>
+              <w:rPr>
+                <w:sz w:val="17"/>
+              </w:rPr>
+              <w:t>24</w:t>
+            </w:r>
+          </w:p>
+        </w:tc>
+        <w:tc>
+          <w:tcPr>
+            <w:tcW w:type="dxa" w:w="3312"/>
+            <w:tcMar>
+              <w:top w:w="100" w:type="dxa"/>
+              <w:bottom w:w="100" w:type="dxa"/>
+              <w:left w:w="80" w:type="dxa"/>
+              <w:right w:w="80" w:type="dxa"/>
+            </w:tcMar>
+            <w:shd w:fill="F9FAF8"/>
+          </w:tcPr>
+          <w:p>
+            <w:r>
+              <w:rPr>
+                <w:b/>
+                <w:sz w:val="17"/>
+              </w:rPr>
+              <w:t>Felipe castillo</w:t>
+            </w:r>
+          </w:p>
+        </w:tc>
+        <w:tc>
+          <w:tcPr>
+            <w:tcW w:type="dxa" w:w="1728"/>
+            <w:tcMar>
+              <w:top w:w="100" w:type="dxa"/>
+              <w:bottom w:w="100" w:type="dxa"/>
+              <w:left w:w="80" w:type="dxa"/>
+              <w:right w:w="80" w:type="dxa"/>
+            </w:tcMar>
+            <w:shd w:fill="F9FAF8"/>
+          </w:tcPr>
+          <w:p>
+            <w:pPr>
+              <w:jc w:val="center"/>
+            </w:pPr>
+            <w:r>
+              <w:rPr>
+                <w:sz w:val="17"/>
+              </w:rPr>
+              <w:t>1075255510</w:t>
+            </w:r>
+          </w:p>
+        </w:tc>
+        <w:tc>
+          <w:tcPr>
+            <w:tcW w:type="dxa" w:w="1584"/>
+            <w:tcMar>
+              <w:top w:w="100" w:type="dxa"/>
+              <w:bottom w:w="100" w:type="dxa"/>
+              <w:left w:w="80" w:type="dxa"/>
+              <w:right w:w="80" w:type="dxa"/>
+            </w:tcMar>
+            <w:shd w:fill="F9FAF8"/>
+          </w:tcPr>
+          <w:p>
+            <w:pPr>
+              <w:jc w:val="center"/>
+            </w:pPr>
+            <w:r>
+              <w:rPr>
+                <w:sz w:val="17"/>
+              </w:rPr>
+              <w:t>3208557312</w:t>
+            </w:r>
+          </w:p>
+        </w:tc>
+        <w:tc>
+          <w:tcPr>
+            <w:tcW w:type="dxa" w:w="2592"/>
+            <w:tcMar>
+              <w:top w:w="100" w:type="dxa"/>
+              <w:bottom w:w="100" w:type="dxa"/>
+              <w:left w:w="80" w:type="dxa"/>
+              <w:right w:w="80" w:type="dxa"/>
+            </w:tcMar>
+            <w:shd w:fill="F9FAF8"/>
+          </w:tcPr>
+          <w:p>
+            <w:pPr>
+              <w:jc w:val="center"/>
+            </w:pPr>
+            <w:r>
+              <w:drawing>
+                <wp:inline xmlns:a="http://schemas.openxmlformats.org/drawingml/2006/main" xmlns:pic="http://schemas.openxmlformats.org/drawingml/2006/picture">
+                  <wp:extent cx="731520" cy="292608"/>
+                  <wp:docPr id="22" name="Picture 22"/>
+                  <wp:cNvGraphicFramePr>
+                    <a:graphicFrameLocks noChangeAspect="1"/>
+                  </wp:cNvGraphicFramePr>
+                  <a:graphic>
+                    <a:graphicData uri="http://schemas.openxmlformats.org/drawingml/2006/picture">
+                      <pic:pic>
+                        <pic:nvPicPr>
+                          <pic:cNvPr id="0" name="image.png"/>
+                          <pic:cNvPicPr/>
+                        </pic:nvPicPr>
+                        <pic:blipFill>
+                          <a:blip r:embed="rId30"/>
+                          <a:stretch>
+                            <a:fillRect/>
+                          </a:stretch>
+                        </pic:blipFill>
+                        <pic:spPr>
+                          <a:xfrm>
+                            <a:off x="0" y="0"/>
+                            <a:ext cx="731520" cy="292608"/>
+                          </a:xfrm>
+                          <a:prstGeom prst="rect"/>
+                        </pic:spPr>
+                      </pic:pic>
+                    </a:graphicData>
+                  </a:graphic>
+                </wp:inline>
+              </w:drawing>
+            </w:r>
+          </w:p>
+        </w:tc>
+      </w:tr>
+      <w:tr>
+        <w:tc>
+          <w:tcPr>
+            <w:tcW w:type="dxa" w:w="576"/>
+            <w:tcMar>
+              <w:top w:w="100" w:type="dxa"/>
+              <w:bottom w:w="100" w:type="dxa"/>
+              <w:left w:w="80" w:type="dxa"/>
+              <w:right w:w="80" w:type="dxa"/>
+            </w:tcMar>
+            <w:shd w:fill="FFFFFF"/>
+          </w:tcPr>
+          <w:p>
+            <w:pPr>
+              <w:jc w:val="center"/>
+            </w:pPr>
+            <w:r>
+              <w:rPr>
+                <w:sz w:val="17"/>
+              </w:rPr>
+              <w:t>25</w:t>
+            </w:r>
+          </w:p>
+        </w:tc>
+        <w:tc>
+          <w:tcPr>
+            <w:tcW w:type="dxa" w:w="3312"/>
+            <w:tcMar>
+              <w:top w:w="100" w:type="dxa"/>
+              <w:bottom w:w="100" w:type="dxa"/>
+              <w:left w:w="80" w:type="dxa"/>
+              <w:right w:w="80" w:type="dxa"/>
+            </w:tcMar>
+            <w:shd w:fill="FFFFFF"/>
+          </w:tcPr>
+          <w:p>
+            <w:r>
+              <w:rPr>
+                <w:b/>
+                <w:sz w:val="17"/>
+              </w:rPr>
+              <w:t>Oscar Ivan Castillo</w:t>
+            </w:r>
+          </w:p>
+        </w:tc>
+        <w:tc>
+          <w:tcPr>
+            <w:tcW w:type="dxa" w:w="1728"/>
+            <w:tcMar>
+              <w:top w:w="100" w:type="dxa"/>
+              <w:bottom w:w="100" w:type="dxa"/>
+              <w:left w:w="80" w:type="dxa"/>
+              <w:right w:w="80" w:type="dxa"/>
+            </w:tcMar>
+            <w:shd w:fill="FFFFFF"/>
+          </w:tcPr>
+          <w:p>
+            <w:pPr>
+              <w:jc w:val="center"/>
+            </w:pPr>
+            <w:r>
+              <w:rPr>
+                <w:sz w:val="17"/>
+              </w:rPr>
+              <w:t>ELE120242002</w:t>
+            </w:r>
+          </w:p>
+        </w:tc>
+        <w:tc>
+          <w:tcPr>
+            <w:tcW w:type="dxa" w:w="1584"/>
+            <w:tcMar>
+              <w:top w:w="100" w:type="dxa"/>
+              <w:bottom w:w="100" w:type="dxa"/>
+              <w:left w:w="80" w:type="dxa"/>
+              <w:right w:w="80" w:type="dxa"/>
+            </w:tcMar>
+            <w:shd w:fill="FFFFFF"/>
+          </w:tcPr>
+          <w:p>
+            <w:pPr>
+              <w:jc w:val="center"/>
+            </w:pPr>
+            <w:r>
+              <w:rPr>
+                <w:sz w:val="17"/>
+              </w:rPr>
+              <w:t>3203606476</w:t>
+            </w:r>
+          </w:p>
+        </w:tc>
+        <w:tc>
+          <w:tcPr>
+            <w:tcW w:type="dxa" w:w="2592"/>
+            <w:tcMar>
+              <w:top w:w="100" w:type="dxa"/>
+              <w:bottom w:w="100" w:type="dxa"/>
+              <w:left w:w="80" w:type="dxa"/>
+              <w:right w:w="80" w:type="dxa"/>
+            </w:tcMar>
+            <w:shd w:fill="FFFFFF"/>
+          </w:tcPr>
+          <w:p>
+            <w:pPr>
+              <w:jc w:val="center"/>
+            </w:pPr>
+            <w:r>
+              <w:drawing>
+                <wp:inline xmlns:a="http://schemas.openxmlformats.org/drawingml/2006/main" xmlns:pic="http://schemas.openxmlformats.org/drawingml/2006/picture">
+                  <wp:extent cx="731520" cy="292608"/>
+                  <wp:docPr id="23" name="Picture 23"/>
+                  <wp:cNvGraphicFramePr>
+                    <a:graphicFrameLocks noChangeAspect="1"/>
+                  </wp:cNvGraphicFramePr>
+                  <a:graphic>
+                    <a:graphicData uri="http://schemas.openxmlformats.org/drawingml/2006/picture">
+                      <pic:pic>
+                        <pic:nvPicPr>
+                          <pic:cNvPr id="0" name="image.png"/>
+                          <pic:cNvPicPr/>
+                        </pic:nvPicPr>
+                        <pic:blipFill>
+                          <a:blip r:embed="rId31"/>
                           <a:stretch>
                             <a:fillRect/>
                           </a:stretch>

--- a/cartas_solicitud/Carta_Solicitud_ELE0300730_SISTEMAS_DE_DISTRIBUCION_DE_ENERGIA.docx
+++ b/cartas_solicitud/Carta_Solicitud_ELE0300730_SISTEMAS_DE_DISTRIBUCION_DE_ENERGIA.docx
@@ -3785,9 +3785,70 @@
         <w:t>Atentamente,</w:t>
         <w:br/>
         <w:br/>
-        <w:t>ESTUDIANTES SOLICITANTES DE INGENIERÍA ELÉCTRICA</w:t>
+      </w:r>
+      <w:r>
+        <w:drawing>
+          <wp:inline xmlns:a="http://schemas.openxmlformats.org/drawingml/2006/main" xmlns:pic="http://schemas.openxmlformats.org/drawingml/2006/picture">
+            <wp:extent cx="1214524" cy="438912"/>
+            <wp:docPr id="24" name="Picture 24"/>
+            <wp:cNvGraphicFramePr>
+              <a:graphicFrameLocks noChangeAspect="1"/>
+            </wp:cNvGraphicFramePr>
+            <a:graphic>
+              <a:graphicData uri="http://schemas.openxmlformats.org/drawingml/2006/picture">
+                <pic:pic>
+                  <pic:nvPicPr>
+                    <pic:cNvPr id="0" name="image.png"/>
+                    <pic:cNvPicPr/>
+                  </pic:nvPicPr>
+                  <pic:blipFill>
+                    <a:blip r:embed="rId32"/>
+                    <a:stretch>
+                      <a:fillRect/>
+                    </a:stretch>
+                  </pic:blipFill>
+                  <pic:spPr>
+                    <a:xfrm>
+                      <a:off x="0" y="0"/>
+                      <a:ext cx="1214524" cy="438912"/>
+                    </a:xfrm>
+                    <a:prstGeom prst="rect"/>
+                  </pic:spPr>
+                </pic:pic>
+              </a:graphicData>
+            </a:graphic>
+          </wp:inline>
+        </w:drawing>
+      </w:r>
+      <w:r>
+        <w:br/>
+      </w:r>
+      <w:r>
+        <w:rPr>
+          <w:b/>
+          <w:color w:val="043D1A"/>
+          <w:sz w:val="20"/>
+        </w:rPr>
+        <w:t>CARMELO SANJUANES</w:t>
+        <w:br/>
+      </w:r>
+      <w:r>
+        <w:rPr>
+          <w:color w:val="323232"/>
+          <w:sz w:val="18"/>
+        </w:rPr>
+        <w:t>Representante Estudiantil - Ingeniería Eléctrica</w:t>
         <w:br/>
         <w:t>Fundación Escuela Tecnológica de Neiva "Jesús Oviedo Pérez" - FET</w:t>
+        <w:br/>
+      </w:r>
+      <w:r>
+        <w:rPr>
+          <w:i/>
+          <w:color w:val="065F46"/>
+          <w:sz w:val="17"/>
+        </w:rPr>
+        <w:t>(Carta Oficialmente Respaldada con 23 firmas estudiantiles)</w:t>
       </w:r>
     </w:p>
     <w:sectPr>

--- a/cartas_solicitud/Carta_Solicitud_ELE0300730_SISTEMAS_DE_DISTRIBUCION_DE_ENERGIA.docx
+++ b/cartas_solicitud/Carta_Solicitud_ELE0300730_SISTEMAS_DE_DISTRIBUCION_DE_ENERGIA.docx
@@ -11,7 +11,7 @@
           <w:color w:val="646464"/>
           <w:sz w:val="20"/>
         </w:rPr>
-        <w:t>Neiva, Huila, 25 de octubre de 2026</w:t>
+        <w:t>Neiva, Huila, 26 de octubre de 2026</w:t>
         <w:br/>
       </w:r>
     </w:p>
